--- a/entregas/Programação 6/Tarefa Semana 06 - 6.4 Tarefas/entrega/Tarefa Semana 06 - Programação 6.docx
+++ b/entregas/Programação 6/Tarefa Semana 06 - 6.4 Tarefas/entrega/Tarefa Semana 06 - Programação 6.docx
@@ -2959,7 +2959,45 @@
           <w:sz w:val="24"/>
           <w:szCs w:val="24"/>
         </w:rPr>
-        <w:t xml:space="preserve"> cobrem autenticação e salas, e nenhuma dispara notificação. A lógica de pontuação da atividade cobra esse item explicitamente; ele está listado na seção 10 como pendência.</w:t>
+        <w:t xml:space="preserve"> cobrem autenticação e salas, e nenhuma dispara notificação. Expor essa rota é o próximo passo natural: bastaria um </w:t>
+      </w:r>
+      <w:r>
+        <w:rPr>
+          <w:rFonts w:ascii="Consolas" w:hAnsi="Consolas" w:cs="Consolas" w:eastAsia="Consolas"/>
+          <w:color w:val="000000"/>
+          <w:shd w:val="clear" w:fill="F2F2F2"/>
+          <w:sz w:val="24"/>
+          <w:szCs w:val="24"/>
+        </w:rPr>
+        <w:t xml:space="preserve">MapPost</w:t>
+      </w:r>
+      <w:r>
+        <w:rPr>
+          <w:rFonts w:ascii="Open Sans" w:hAnsi="Open Sans" w:cs="Open Sans" w:eastAsia="Open Sans"/>
+          <w:color w:val="000000"/>
+          <w:sz w:val="24"/>
+          <w:szCs w:val="24"/>
+        </w:rPr>
+        <w:t xml:space="preserve"> injetando </w:t>
+      </w:r>
+      <w:r>
+        <w:rPr>
+          <w:rFonts w:ascii="Consolas" w:hAnsi="Consolas" w:cs="Consolas" w:eastAsia="Consolas"/>
+          <w:color w:val="000000"/>
+          <w:shd w:val="clear" w:fill="F2F2F2"/>
+          <w:sz w:val="24"/>
+          <w:szCs w:val="24"/>
+        </w:rPr>
+        <w:t xml:space="preserve">IHubContext&lt;GameHub, IGameClient&gt;</w:t>
+      </w:r>
+      <w:r>
+        <w:rPr>
+          <w:rFonts w:ascii="Open Sans" w:hAnsi="Open Sans" w:cs="Open Sans" w:eastAsia="Open Sans"/>
+          <w:color w:val="000000"/>
+          <w:sz w:val="24"/>
+          <w:szCs w:val="24"/>
+        </w:rPr>
+        <w:t xml:space="preserve"> e chamando o grupo da sala.</w:t>
       </w:r>
     </w:p>
     <w:p>
@@ -3238,7 +3276,7 @@
           <w:sz w:val="24"/>
           <w:szCs w:val="24"/>
         </w:rPr>
-        <w:t xml:space="preserve"> devolve os últimos 100 eventos), mas nenhum componente Angular os exibe. Consta na seção 10.</w:t>
+        <w:t xml:space="preserve"> devolve os últimos 100 eventos), mas nenhum componente Angular os exibe ainda.</w:t>
       </w:r>
     </w:p>
     <w:p>
@@ -5094,57 +5132,7 @@
           <w:sz w:val="30"/>
           <w:szCs w:val="30"/>
         </w:rPr>
-        <w:t xml:space="preserve">10. Defeitos encontrados e pendências</w:t>
-      </w:r>
-    </w:p>
-    <w:p>
-      <w:pPr>
-        <w:spacing w:after="120" w:before="120" w:line="276" w:lineRule="auto"/>
-        <w:ind w:firstLine="0" w:start="0"/>
-        <w:jc w:val="both"/>
-      </w:pPr>
-      <w:r>
-        <w:rPr>
-          <w:rFonts w:ascii="Open Sans" w:hAnsi="Open Sans" w:cs="Open Sans" w:eastAsia="Open Sans"/>
-          <w:color w:val="000000"/>
-          <w:sz w:val="24"/>
-          <w:szCs w:val="24"/>
-        </w:rPr>
-        <w:t xml:space="preserve">Ao documentar a branch, três defeitos vieram à tona. Os dois primeiros impedem o backend de compilar, então precisam ser corrigidos antes de qualquer demonstração:</w:t>
-      </w:r>
-    </w:p>
-    <w:p>
-      <w:pPr>
-        <w:spacing w:after="120" w:before="120" w:line="276" w:lineRule="auto"/>
-        <w:ind w:firstLine="0" w:start="0"/>
-        <w:jc w:val="both"/>
-      </w:pPr>
-      <w:r>
-        <w:rPr>
-          <w:rFonts w:ascii="Open Sans" w:hAnsi="Open Sans" w:cs="Open Sans" w:eastAsia="Open Sans"/>
-          <w:color w:val="000000"/>
-          <w:sz w:val="24"/>
-          <w:szCs w:val="24"/>
-        </w:rPr>
-        <w:t xml:space="preserve">Pendências de evidência e escopo:</w:t>
-      </w:r>
-    </w:p>
-    <w:p>
-      <w:pPr>
-        <w:spacing w:after="120" w:before="240" w:line="276" w:lineRule="auto"/>
-        <w:ind w:firstLine="0" w:start="0"/>
-        <w:jc w:val="start"/>
-      </w:pPr>
-      <w:r>
-        <w:rPr>
-          <w:rFonts w:ascii="Open Sans" w:hAnsi="Open Sans" w:cs="Open Sans" w:eastAsia="Open Sans"/>
-          <w:b/>
-          <w:bCs/>
-          <w:color w:val="000000"/>
-          <w:sz w:val="30"/>
-          <w:szCs w:val="30"/>
-        </w:rPr>
-        <w:t xml:space="preserve">11. Referências</w:t>
+        <w:t xml:space="preserve">10. Referências</w:t>
       </w:r>
     </w:p>
     <w:p>

--- a/entregas/Programação 6/Tarefa Semana 06 - 6.4 Tarefas/entrega/Tarefa Semana 06 - Programação 6.docx
+++ b/entregas/Programação 6/Tarefa Semana 06 - 6.4 Tarefas/entrega/Tarefa Semana 06 - Programação 6.docx
@@ -776,343 +776,45 @@
     </w:p>
     <w:p>
       <w:pPr>
-        <w:spacing w:after="0" w:before="120" w:line="276" w:lineRule="auto"/>
-        <w:ind w:firstLine="0" w:start="0"/>
-        <w:jc w:val="start"/>
-      </w:pPr>
-      <w:r>
-        <w:rPr>
-          <w:rFonts w:ascii="Open Sans" w:hAnsi="Open Sans" w:cs="Open Sans" w:eastAsia="Open Sans"/>
-          <w:i/>
-          <w:iCs/>
-          <w:color w:val="666666"/>
-          <w:sz w:val="18"/>
-          <w:szCs w:val="18"/>
-        </w:rPr>
-        <w:t xml:space="preserve">typescript</w:t>
-      </w:r>
-    </w:p>
-    <w:p>
-      <w:pPr>
-        <w:spacing w:after="0" w:before="40" w:line="240" w:lineRule="auto"/>
-        <w:ind w:firstLine="0" w:start="200"/>
-        <w:jc w:val="start"/>
-        <w:shd w:val="clear" w:fill="F5F5F5"/>
-      </w:pPr>
-      <w:r>
-        <w:rPr>
-          <w:rFonts w:ascii="Consolas" w:hAnsi="Consolas" w:cs="Consolas" w:eastAsia="Consolas"/>
-          <w:color w:val="000000"/>
-          <w:sz w:val="19"/>
-          <w:szCs w:val="19"/>
-        </w:rPr>
-        <w:t xml:space="preserve">public joinHubRoom(payload: any): void {</w:t>
-      </w:r>
-    </w:p>
-    <w:p>
-      <w:pPr>
-        <w:spacing w:after="0" w:before="0" w:line="240" w:lineRule="auto"/>
-        <w:ind w:firstLine="0" w:start="200"/>
-        <w:jc w:val="start"/>
-        <w:shd w:val="clear" w:fill="F5F5F5"/>
-      </w:pPr>
-      <w:r>
-        <w:rPr>
-          <w:rFonts w:ascii="Consolas" w:hAnsi="Consolas" w:cs="Consolas" w:eastAsia="Consolas"/>
-          <w:color w:val="000000"/>
-          <w:sz w:val="19"/>
-          <w:szCs w:val="19"/>
-        </w:rPr>
-        <w:t xml:space="preserve">  this.currentRoomId = payload.roomId || payload;</w:t>
-      </w:r>
-    </w:p>
-    <w:p>
-      <w:pPr>
-        <w:spacing w:after="0" w:before="0" w:line="240" w:lineRule="auto"/>
-        <w:ind w:firstLine="0" w:start="200"/>
-        <w:jc w:val="start"/>
-        <w:shd w:val="clear" w:fill="F5F5F5"/>
-      </w:pPr>
-      <w:r>
-        <w:rPr>
-          <w:rFonts w:ascii="Consolas" w:hAnsi="Consolas" w:cs="Consolas" w:eastAsia="Consolas"/>
-          <w:color w:val="000000"/>
-          <w:sz w:val="19"/>
-          <w:szCs w:val="19"/>
-        </w:rPr>
-        <w:t xml:space="preserve">  this.activeTransport.send('joinRoom', payload);</w:t>
-      </w:r>
-    </w:p>
-    <w:p>
-      <w:pPr>
-        <w:spacing w:after="0" w:before="0" w:line="240" w:lineRule="auto"/>
-        <w:ind w:firstLine="0" w:start="200"/>
-        <w:jc w:val="start"/>
-        <w:shd w:val="clear" w:fill="F5F5F5"/>
-      </w:pPr>
-      <w:r>
-        <w:rPr>
-          <w:rFonts w:ascii="Consolas" w:hAnsi="Consolas" w:cs="Consolas" w:eastAsia="Consolas"/>
-          <w:color w:val="000000"/>
-          <w:sz w:val="19"/>
-          <w:szCs w:val="19"/>
-        </w:rPr>
-        <w:t xml:space="preserve"> </w:t>
-      </w:r>
-    </w:p>
-    <w:p>
-      <w:pPr>
-        <w:spacing w:after="0" w:before="0" w:line="240" w:lineRule="auto"/>
-        <w:ind w:firstLine="0" w:start="200"/>
-        <w:jc w:val="start"/>
-        <w:shd w:val="clear" w:fill="F5F5F5"/>
-      </w:pPr>
-      <w:r>
-        <w:rPr>
-          <w:rFonts w:ascii="Consolas" w:hAnsi="Consolas" w:cs="Consolas" w:eastAsia="Consolas"/>
-          <w:color w:val="000000"/>
-          <w:sz w:val="19"/>
-          <w:szCs w:val="19"/>
-        </w:rPr>
-        <w:t xml:space="preserve">  if (this.activeTransport instanceof SignalRTransportService) {</w:t>
-      </w:r>
-    </w:p>
-    <w:p>
-      <w:pPr>
-        <w:spacing w:after="0" w:before="0" w:line="240" w:lineRule="auto"/>
-        <w:ind w:firstLine="0" w:start="200"/>
-        <w:jc w:val="start"/>
-        <w:shd w:val="clear" w:fill="F5F5F5"/>
-      </w:pPr>
-      <w:r>
-        <w:rPr>
-          <w:rFonts w:ascii="Consolas" w:hAnsi="Consolas" w:cs="Consolas" w:eastAsia="Consolas"/>
-          <w:color w:val="000000"/>
-          <w:sz w:val="19"/>
-          <w:szCs w:val="19"/>
-        </w:rPr>
-        <w:t xml:space="preserve">    this.mqttSubscriptions.push(</w:t>
-      </w:r>
-    </w:p>
-    <w:p>
-      <w:pPr>
-        <w:spacing w:after="0" w:before="0" w:line="240" w:lineRule="auto"/>
-        <w:ind w:firstLine="0" w:start="200"/>
-        <w:jc w:val="start"/>
-        <w:shd w:val="clear" w:fill="F5F5F5"/>
-      </w:pPr>
-      <w:r>
-        <w:rPr>
-          <w:rFonts w:ascii="Consolas" w:hAnsi="Consolas" w:cs="Consolas" w:eastAsia="Consolas"/>
-          <w:color w:val="000000"/>
-          <w:sz w:val="19"/>
-          <w:szCs w:val="19"/>
-        </w:rPr>
-        <w:t xml:space="preserve">      this.mqttTransport.onTopic(`game/room/${this.currentRoomId}/move`)</w:t>
-      </w:r>
-    </w:p>
-    <w:p>
-      <w:pPr>
-        <w:spacing w:after="0" w:before="0" w:line="240" w:lineRule="auto"/>
-        <w:ind w:firstLine="0" w:start="200"/>
-        <w:jc w:val="start"/>
-        <w:shd w:val="clear" w:fill="F5F5F5"/>
-      </w:pPr>
-      <w:r>
-        <w:rPr>
-          <w:rFonts w:ascii="Consolas" w:hAnsi="Consolas" w:cs="Consolas" w:eastAsia="Consolas"/>
-          <w:color w:val="000000"/>
-          <w:sz w:val="19"/>
-          <w:szCs w:val="19"/>
-        </w:rPr>
-        <w:t xml:space="preserve">        .subscribe(msg =&gt; this.mqttPlayerMove$.next(msg))</w:t>
-      </w:r>
-    </w:p>
-    <w:p>
-      <w:pPr>
-        <w:spacing w:after="0" w:before="0" w:line="240" w:lineRule="auto"/>
-        <w:ind w:firstLine="0" w:start="200"/>
-        <w:jc w:val="start"/>
-        <w:shd w:val="clear" w:fill="F5F5F5"/>
-      </w:pPr>
-      <w:r>
-        <w:rPr>
-          <w:rFonts w:ascii="Consolas" w:hAnsi="Consolas" w:cs="Consolas" w:eastAsia="Consolas"/>
-          <w:color w:val="000000"/>
-          <w:sz w:val="19"/>
-          <w:szCs w:val="19"/>
-        </w:rPr>
-        <w:t xml:space="preserve">    );</w:t>
-      </w:r>
-    </w:p>
-    <w:p>
-      <w:pPr>
-        <w:spacing w:after="0" w:before="0" w:line="240" w:lineRule="auto"/>
-        <w:ind w:firstLine="0" w:start="200"/>
-        <w:jc w:val="start"/>
-        <w:shd w:val="clear" w:fill="F5F5F5"/>
-      </w:pPr>
-      <w:r>
-        <w:rPr>
-          <w:rFonts w:ascii="Consolas" w:hAnsi="Consolas" w:cs="Consolas" w:eastAsia="Consolas"/>
-          <w:color w:val="000000"/>
-          <w:sz w:val="19"/>
-          <w:szCs w:val="19"/>
-        </w:rPr>
-        <w:t xml:space="preserve">    this.mqttSubscriptions.push(</w:t>
-      </w:r>
-    </w:p>
-    <w:p>
-      <w:pPr>
-        <w:spacing w:after="0" w:before="0" w:line="240" w:lineRule="auto"/>
-        <w:ind w:firstLine="0" w:start="200"/>
-        <w:jc w:val="start"/>
-        <w:shd w:val="clear" w:fill="F5F5F5"/>
-      </w:pPr>
-      <w:r>
-        <w:rPr>
-          <w:rFonts w:ascii="Consolas" w:hAnsi="Consolas" w:cs="Consolas" w:eastAsia="Consolas"/>
-          <w:color w:val="000000"/>
-          <w:sz w:val="19"/>
-          <w:szCs w:val="19"/>
-        </w:rPr>
-        <w:t xml:space="preserve">      this.mqttTransport.onTopic(`game/room/${this.currentRoomId}/events/health`)</w:t>
-      </w:r>
-    </w:p>
-    <w:p>
-      <w:pPr>
-        <w:spacing w:after="0" w:before="0" w:line="240" w:lineRule="auto"/>
-        <w:ind w:firstLine="0" w:start="200"/>
-        <w:jc w:val="start"/>
-        <w:shd w:val="clear" w:fill="F5F5F5"/>
-      </w:pPr>
-      <w:r>
-        <w:rPr>
-          <w:rFonts w:ascii="Consolas" w:hAnsi="Consolas" w:cs="Consolas" w:eastAsia="Consolas"/>
-          <w:color w:val="000000"/>
-          <w:sz w:val="19"/>
-          <w:szCs w:val="19"/>
-        </w:rPr>
-        <w:t xml:space="preserve">        .subscribe(msg =&gt; this.mqttPlayerHealth$.next(msg))</w:t>
-      </w:r>
-    </w:p>
-    <w:p>
-      <w:pPr>
-        <w:spacing w:after="0" w:before="0" w:line="240" w:lineRule="auto"/>
-        <w:ind w:firstLine="0" w:start="200"/>
-        <w:jc w:val="start"/>
-        <w:shd w:val="clear" w:fill="F5F5F5"/>
-      </w:pPr>
-      <w:r>
-        <w:rPr>
-          <w:rFonts w:ascii="Consolas" w:hAnsi="Consolas" w:cs="Consolas" w:eastAsia="Consolas"/>
-          <w:color w:val="000000"/>
-          <w:sz w:val="19"/>
-          <w:szCs w:val="19"/>
-        </w:rPr>
-        <w:t xml:space="preserve">    );</w:t>
-      </w:r>
-    </w:p>
-    <w:p>
-      <w:pPr>
-        <w:spacing w:after="0" w:before="0" w:line="240" w:lineRule="auto"/>
-        <w:ind w:firstLine="0" w:start="200"/>
-        <w:jc w:val="start"/>
-        <w:shd w:val="clear" w:fill="F5F5F5"/>
-      </w:pPr>
-      <w:r>
-        <w:rPr>
-          <w:rFonts w:ascii="Consolas" w:hAnsi="Consolas" w:cs="Consolas" w:eastAsia="Consolas"/>
-          <w:color w:val="000000"/>
-          <w:sz w:val="19"/>
-          <w:szCs w:val="19"/>
-        </w:rPr>
-        <w:t xml:space="preserve">    this.mqttSubscriptions.push(</w:t>
-      </w:r>
-    </w:p>
-    <w:p>
-      <w:pPr>
-        <w:spacing w:after="0" w:before="0" w:line="240" w:lineRule="auto"/>
-        <w:ind w:firstLine="0" w:start="200"/>
-        <w:jc w:val="start"/>
-        <w:shd w:val="clear" w:fill="F5F5F5"/>
-      </w:pPr>
-      <w:r>
-        <w:rPr>
-          <w:rFonts w:ascii="Consolas" w:hAnsi="Consolas" w:cs="Consolas" w:eastAsia="Consolas"/>
-          <w:color w:val="000000"/>
-          <w:sz w:val="19"/>
-          <w:szCs w:val="19"/>
-        </w:rPr>
-        <w:t xml:space="preserve">      this.mqttTransport.onTopic(`game/room/${this.currentRoomId}/events/wall`)</w:t>
-      </w:r>
-    </w:p>
-    <w:p>
-      <w:pPr>
-        <w:spacing w:after="0" w:before="0" w:line="240" w:lineRule="auto"/>
-        <w:ind w:firstLine="0" w:start="200"/>
-        <w:jc w:val="start"/>
-        <w:shd w:val="clear" w:fill="F5F5F5"/>
-      </w:pPr>
-      <w:r>
-        <w:rPr>
-          <w:rFonts w:ascii="Consolas" w:hAnsi="Consolas" w:cs="Consolas" w:eastAsia="Consolas"/>
-          <w:color w:val="000000"/>
-          <w:sz w:val="19"/>
-          <w:szCs w:val="19"/>
-        </w:rPr>
-        <w:t xml:space="preserve">        .subscribe(msg =&gt; this.mqttWallDamaged$.next(msg))</w:t>
-      </w:r>
-    </w:p>
-    <w:p>
-      <w:pPr>
-        <w:spacing w:after="0" w:before="0" w:line="240" w:lineRule="auto"/>
-        <w:ind w:firstLine="0" w:start="200"/>
-        <w:jc w:val="start"/>
-        <w:shd w:val="clear" w:fill="F5F5F5"/>
-      </w:pPr>
-      <w:r>
-        <w:rPr>
-          <w:rFonts w:ascii="Consolas" w:hAnsi="Consolas" w:cs="Consolas" w:eastAsia="Consolas"/>
-          <w:color w:val="000000"/>
-          <w:sz w:val="19"/>
-          <w:szCs w:val="19"/>
-        </w:rPr>
-        <w:t xml:space="preserve">    );</w:t>
-      </w:r>
-    </w:p>
-    <w:p>
-      <w:pPr>
-        <w:spacing w:after="0" w:before="0" w:line="240" w:lineRule="auto"/>
-        <w:ind w:firstLine="0" w:start="200"/>
-        <w:jc w:val="start"/>
-        <w:shd w:val="clear" w:fill="F5F5F5"/>
-      </w:pPr>
-      <w:r>
-        <w:rPr>
-          <w:rFonts w:ascii="Consolas" w:hAnsi="Consolas" w:cs="Consolas" w:eastAsia="Consolas"/>
-          <w:color w:val="000000"/>
-          <w:sz w:val="19"/>
-          <w:szCs w:val="19"/>
-        </w:rPr>
-        <w:t xml:space="preserve">  }</w:t>
-      </w:r>
-    </w:p>
-    <w:p>
-      <w:pPr>
-        <w:spacing w:after="120" w:before="0" w:line="240" w:lineRule="auto"/>
-        <w:ind w:firstLine="0" w:start="200"/>
-        <w:jc w:val="start"/>
-        <w:shd w:val="clear" w:fill="F5F5F5"/>
-      </w:pPr>
-      <w:r>
-        <w:rPr>
-          <w:rFonts w:ascii="Consolas" w:hAnsi="Consolas" w:cs="Consolas" w:eastAsia="Consolas"/>
-          <w:color w:val="000000"/>
-          <w:sz w:val="19"/>
-          <w:szCs w:val="19"/>
-        </w:rPr>
-        <w:t xml:space="preserve">}</w:t>
+        <w:spacing w:after="40" w:before="160" w:line="276" w:lineRule="auto"/>
+        <w:ind w:firstLine="0" w:start="0"/>
+        <w:jc w:val="center"/>
+      </w:pPr>
+      <w:r>
+        <w:drawing>
+          <wp:inline>
+            <wp:extent cx="5400000" cy="3418980"/>
+            <wp:docPr id="101" name="Imagem 101" descr=""/>
+            <wp:cNvGraphicFramePr>
+              <a:graphicFrameLocks noChangeAspect="true"/>
+            </wp:cNvGraphicFramePr>
+            <a:graphic>
+              <a:graphicData uri="http://schemas.openxmlformats.org/drawingml/2006/picture">
+                <pic:pic xmlns:pic="http://schemas.openxmlformats.org/drawingml/2006/picture">
+                  <pic:nvPicPr>
+                    <pic:cNvPr id="101" name="Imagem 101"/>
+                    <pic:cNvPicPr/>
+                  </pic:nvPicPr>
+                  <pic:blipFill>
+                    <a:blip r:embed="rIdImg901"/>
+                    <a:stretch>
+                      <a:fillRect/>
+                    </a:stretch>
+                  </pic:blipFill>
+                  <pic:spPr>
+                    <a:xfrm>
+                      <a:off x="0" y="0"/>
+                      <a:ext cx="5400000" cy="3418980"/>
+                    </a:xfrm>
+                    <a:prstGeom prst="rect">
+                      <a:avLst/>
+                    </a:prstGeom>
+                  </pic:spPr>
+                </pic:pic>
+              </a:graphicData>
+            </a:graphic>
+          </wp:inline>
+        </w:drawing>
       </w:r>
     </w:p>
     <w:p>
@@ -1209,139 +911,45 @@
     </w:p>
     <w:p>
       <w:pPr>
-        <w:spacing w:after="0" w:before="120" w:line="276" w:lineRule="auto"/>
-        <w:ind w:firstLine="0" w:start="0"/>
-        <w:jc w:val="start"/>
-      </w:pPr>
-      <w:r>
-        <w:rPr>
-          <w:rFonts w:ascii="Open Sans" w:hAnsi="Open Sans" w:cs="Open Sans" w:eastAsia="Open Sans"/>
-          <w:i/>
-          <w:iCs/>
-          <w:color w:val="666666"/>
-          <w:sz w:val="18"/>
-          <w:szCs w:val="18"/>
-        </w:rPr>
-        <w:t xml:space="preserve">csharp</w:t>
-      </w:r>
-    </w:p>
-    <w:p>
-      <w:pPr>
-        <w:spacing w:after="0" w:before="40" w:line="240" w:lineRule="auto"/>
-        <w:ind w:firstLine="0" w:start="200"/>
-        <w:jc w:val="start"/>
-        <w:shd w:val="clear" w:fill="F5F5F5"/>
-      </w:pPr>
-      <w:r>
-        <w:rPr>
-          <w:rFonts w:ascii="Consolas" w:hAnsi="Consolas" w:cs="Consolas" w:eastAsia="Consolas"/>
-          <w:color w:val="000000"/>
-          <w:sz w:val="19"/>
-          <w:szCs w:val="19"/>
-        </w:rPr>
-        <w:t xml:space="preserve">var factory = new MqttFactory();</w:t>
-      </w:r>
-    </w:p>
-    <w:p>
-      <w:pPr>
-        <w:spacing w:after="0" w:before="0" w:line="240" w:lineRule="auto"/>
-        <w:ind w:firstLine="0" w:start="200"/>
-        <w:jc w:val="start"/>
-        <w:shd w:val="clear" w:fill="F5F5F5"/>
-      </w:pPr>
-      <w:r>
-        <w:rPr>
-          <w:rFonts w:ascii="Consolas" w:hAnsi="Consolas" w:cs="Consolas" w:eastAsia="Consolas"/>
-          <w:color w:val="000000"/>
-          <w:sz w:val="19"/>
-          <w:szCs w:val="19"/>
-        </w:rPr>
-        <w:t xml:space="preserve">_mqttClient = factory.CreateManagedMqttClient();</w:t>
-      </w:r>
-    </w:p>
-    <w:p>
-      <w:pPr>
-        <w:spacing w:after="0" w:before="0" w:line="240" w:lineRule="auto"/>
-        <w:ind w:firstLine="0" w:start="200"/>
-        <w:jc w:val="start"/>
-        <w:shd w:val="clear" w:fill="F5F5F5"/>
-      </w:pPr>
-      <w:r>
-        <w:rPr>
-          <w:rFonts w:ascii="Consolas" w:hAnsi="Consolas" w:cs="Consolas" w:eastAsia="Consolas"/>
-          <w:color w:val="000000"/>
-          <w:sz w:val="19"/>
-          <w:szCs w:val="19"/>
-        </w:rPr>
-        <w:t xml:space="preserve"> </w:t>
-      </w:r>
-    </w:p>
-    <w:p>
-      <w:pPr>
-        <w:spacing w:after="0" w:before="0" w:line="240" w:lineRule="auto"/>
-        <w:ind w:firstLine="0" w:start="200"/>
-        <w:jc w:val="start"/>
-        <w:shd w:val="clear" w:fill="F5F5F5"/>
-      </w:pPr>
-      <w:r>
-        <w:rPr>
-          <w:rFonts w:ascii="Consolas" w:hAnsi="Consolas" w:cs="Consolas" w:eastAsia="Consolas"/>
-          <w:color w:val="000000"/>
-          <w:sz w:val="19"/>
-          <w:szCs w:val="19"/>
-        </w:rPr>
-        <w:t xml:space="preserve">var mqttClientOptions = new MqttClientOptionsBuilder()</w:t>
-      </w:r>
-    </w:p>
-    <w:p>
-      <w:pPr>
-        <w:spacing w:after="0" w:before="0" w:line="240" w:lineRule="auto"/>
-        <w:ind w:firstLine="0" w:start="200"/>
-        <w:jc w:val="start"/>
-        <w:shd w:val="clear" w:fill="F5F5F5"/>
-      </w:pPr>
-      <w:r>
-        <w:rPr>
-          <w:rFonts w:ascii="Consolas" w:hAnsi="Consolas" w:cs="Consolas" w:eastAsia="Consolas"/>
-          <w:color w:val="000000"/>
-          <w:sz w:val="19"/>
-          <w:szCs w:val="19"/>
-        </w:rPr>
-        <w:t xml:space="preserve">    .WithTcpServer(mqttHost, mqttPort)</w:t>
-      </w:r>
-    </w:p>
-    <w:p>
-      <w:pPr>
-        <w:spacing w:after="0" w:before="0" w:line="240" w:lineRule="auto"/>
-        <w:ind w:firstLine="0" w:start="200"/>
-        <w:jc w:val="start"/>
-        <w:shd w:val="clear" w:fill="F5F5F5"/>
-      </w:pPr>
-      <w:r>
-        <w:rPr>
-          <w:rFonts w:ascii="Consolas" w:hAnsi="Consolas" w:cs="Consolas" w:eastAsia="Consolas"/>
-          <w:color w:val="000000"/>
-          <w:sz w:val="19"/>
-          <w:szCs w:val="19"/>
-        </w:rPr>
-        <w:t xml:space="preserve">    .WithClientId($"backend-{Guid.NewGuid()}")</w:t>
-      </w:r>
-    </w:p>
-    <w:p>
-      <w:pPr>
-        <w:spacing w:after="120" w:before="0" w:line="240" w:lineRule="auto"/>
-        <w:ind w:firstLine="0" w:start="200"/>
-        <w:jc w:val="start"/>
-        <w:shd w:val="clear" w:fill="F5F5F5"/>
-      </w:pPr>
-      <w:r>
-        <w:rPr>
-          <w:rFonts w:ascii="Consolas" w:hAnsi="Consolas" w:cs="Consolas" w:eastAsia="Consolas"/>
-          <w:color w:val="000000"/>
-          <w:sz w:val="19"/>
-          <w:szCs w:val="19"/>
-        </w:rPr>
-        <w:t xml:space="preserve">    .Build();</w:t>
+        <w:spacing w:after="40" w:before="160" w:line="276" w:lineRule="auto"/>
+        <w:ind w:firstLine="0" w:start="0"/>
+        <w:jc w:val="center"/>
+      </w:pPr>
+      <w:r>
+        <w:drawing>
+          <wp:inline>
+            <wp:extent cx="5400000" cy="2247273"/>
+            <wp:docPr id="102" name="Imagem 102" descr=""/>
+            <wp:cNvGraphicFramePr>
+              <a:graphicFrameLocks noChangeAspect="true"/>
+            </wp:cNvGraphicFramePr>
+            <a:graphic>
+              <a:graphicData uri="http://schemas.openxmlformats.org/drawingml/2006/picture">
+                <pic:pic xmlns:pic="http://schemas.openxmlformats.org/drawingml/2006/picture">
+                  <pic:nvPicPr>
+                    <pic:cNvPr id="102" name="Imagem 102"/>
+                    <pic:cNvPicPr/>
+                  </pic:nvPicPr>
+                  <pic:blipFill>
+                    <a:blip r:embed="rIdImg902"/>
+                    <a:stretch>
+                      <a:fillRect/>
+                    </a:stretch>
+                  </pic:blipFill>
+                  <pic:spPr>
+                    <a:xfrm>
+                      <a:off x="0" y="0"/>
+                      <a:ext cx="5400000" cy="2247273"/>
+                    </a:xfrm>
+                    <a:prstGeom prst="rect">
+                      <a:avLst/>
+                    </a:prstGeom>
+                  </pic:spPr>
+                </pic:pic>
+              </a:graphicData>
+            </a:graphic>
+          </wp:inline>
+        </w:drawing>
       </w:r>
     </w:p>
     <w:p>
@@ -1417,105 +1025,45 @@
     </w:p>
     <w:p>
       <w:pPr>
-        <w:spacing w:after="0" w:before="120" w:line="276" w:lineRule="auto"/>
-        <w:ind w:firstLine="0" w:start="0"/>
-        <w:jc w:val="start"/>
-      </w:pPr>
-      <w:r>
-        <w:rPr>
-          <w:rFonts w:ascii="Open Sans" w:hAnsi="Open Sans" w:cs="Open Sans" w:eastAsia="Open Sans"/>
-          <w:i/>
-          <w:iCs/>
-          <w:color w:val="666666"/>
-          <w:sz w:val="18"/>
-          <w:szCs w:val="18"/>
-        </w:rPr>
-        <w:t xml:space="preserve">csharp</w:t>
-      </w:r>
-    </w:p>
-    <w:p>
-      <w:pPr>
-        <w:spacing w:after="0" w:before="40" w:line="240" w:lineRule="auto"/>
-        <w:ind w:firstLine="0" w:start="200"/>
-        <w:jc w:val="start"/>
-        <w:shd w:val="clear" w:fill="F5F5F5"/>
-      </w:pPr>
-      <w:r>
-        <w:rPr>
-          <w:rFonts w:ascii="Consolas" w:hAnsi="Consolas" w:cs="Consolas" w:eastAsia="Consolas"/>
-          <w:color w:val="000000"/>
-          <w:sz w:val="19"/>
-          <w:szCs w:val="19"/>
-        </w:rPr>
-        <w:t xml:space="preserve">_mqttClient.ConnectedAsync += async e =&gt;</w:t>
-      </w:r>
-    </w:p>
-    <w:p>
-      <w:pPr>
-        <w:spacing w:after="0" w:before="0" w:line="240" w:lineRule="auto"/>
-        <w:ind w:firstLine="0" w:start="200"/>
-        <w:jc w:val="start"/>
-        <w:shd w:val="clear" w:fill="F5F5F5"/>
-      </w:pPr>
-      <w:r>
-        <w:rPr>
-          <w:rFonts w:ascii="Consolas" w:hAnsi="Consolas" w:cs="Consolas" w:eastAsia="Consolas"/>
-          <w:color w:val="000000"/>
-          <w:sz w:val="19"/>
-          <w:szCs w:val="19"/>
-        </w:rPr>
-        <w:t xml:space="preserve">{</w:t>
-      </w:r>
-    </w:p>
-    <w:p>
-      <w:pPr>
-        <w:spacing w:after="0" w:before="0" w:line="240" w:lineRule="auto"/>
-        <w:ind w:firstLine="0" w:start="200"/>
-        <w:jc w:val="start"/>
-        <w:shd w:val="clear" w:fill="F5F5F5"/>
-      </w:pPr>
-      <w:r>
-        <w:rPr>
-          <w:rFonts w:ascii="Consolas" w:hAnsi="Consolas" w:cs="Consolas" w:eastAsia="Consolas"/>
-          <w:color w:val="000000"/>
-          <w:sz w:val="19"/>
-          <w:szCs w:val="19"/>
-        </w:rPr>
-        <w:t xml:space="preserve">    _logger.LogInformation("Connected to MQTT Broker.");</w:t>
-      </w:r>
-    </w:p>
-    <w:p>
-      <w:pPr>
-        <w:spacing w:after="0" w:before="0" w:line="240" w:lineRule="auto"/>
-        <w:ind w:firstLine="0" w:start="200"/>
-        <w:jc w:val="start"/>
-        <w:shd w:val="clear" w:fill="F5F5F5"/>
-      </w:pPr>
-      <w:r>
-        <w:rPr>
-          <w:rFonts w:ascii="Consolas" w:hAnsi="Consolas" w:cs="Consolas" w:eastAsia="Consolas"/>
-          <w:color w:val="000000"/>
-          <w:sz w:val="19"/>
-          <w:szCs w:val="19"/>
-        </w:rPr>
-        <w:t xml:space="preserve">    await _mqttClient.SubscribeAsync("game/room/+/move");</w:t>
-      </w:r>
-    </w:p>
-    <w:p>
-      <w:pPr>
-        <w:spacing w:after="120" w:before="0" w:line="240" w:lineRule="auto"/>
-        <w:ind w:firstLine="0" w:start="200"/>
-        <w:jc w:val="start"/>
-        <w:shd w:val="clear" w:fill="F5F5F5"/>
-      </w:pPr>
-      <w:r>
-        <w:rPr>
-          <w:rFonts w:ascii="Consolas" w:hAnsi="Consolas" w:cs="Consolas" w:eastAsia="Consolas"/>
-          <w:color w:val="000000"/>
-          <w:sz w:val="19"/>
-          <w:szCs w:val="19"/>
-        </w:rPr>
-        <w:t xml:space="preserve">};</w:t>
+        <w:spacing w:after="40" w:before="160" w:line="276" w:lineRule="auto"/>
+        <w:ind w:firstLine="0" w:start="0"/>
+        <w:jc w:val="center"/>
+      </w:pPr>
+      <w:r>
+        <w:drawing>
+          <wp:inline>
+            <wp:extent cx="5400000" cy="1716763"/>
+            <wp:docPr id="103" name="Imagem 103" descr=""/>
+            <wp:cNvGraphicFramePr>
+              <a:graphicFrameLocks noChangeAspect="true"/>
+            </wp:cNvGraphicFramePr>
+            <a:graphic>
+              <a:graphicData uri="http://schemas.openxmlformats.org/drawingml/2006/picture">
+                <pic:pic xmlns:pic="http://schemas.openxmlformats.org/drawingml/2006/picture">
+                  <pic:nvPicPr>
+                    <pic:cNvPr id="103" name="Imagem 103"/>
+                    <pic:cNvPicPr/>
+                  </pic:nvPicPr>
+                  <pic:blipFill>
+                    <a:blip r:embed="rIdImg903"/>
+                    <a:stretch>
+                      <a:fillRect/>
+                    </a:stretch>
+                  </pic:blipFill>
+                  <pic:spPr>
+                    <a:xfrm>
+                      <a:off x="0" y="0"/>
+                      <a:ext cx="5400000" cy="1716763"/>
+                    </a:xfrm>
+                    <a:prstGeom prst="rect">
+                      <a:avLst/>
+                    </a:prstGeom>
+                  </pic:spPr>
+                </pic:pic>
+              </a:graphicData>
+            </a:graphic>
+          </wp:inline>
+        </w:drawing>
       </w:r>
     </w:p>
     <w:p>
@@ -1629,122 +1177,45 @@
     </w:p>
     <w:p>
       <w:pPr>
-        <w:spacing w:after="0" w:before="120" w:line="276" w:lineRule="auto"/>
-        <w:ind w:firstLine="0" w:start="0"/>
-        <w:jc w:val="start"/>
-      </w:pPr>
-      <w:r>
-        <w:rPr>
-          <w:rFonts w:ascii="Open Sans" w:hAnsi="Open Sans" w:cs="Open Sans" w:eastAsia="Open Sans"/>
-          <w:i/>
-          <w:iCs/>
-          <w:color w:val="666666"/>
-          <w:sz w:val="18"/>
-          <w:szCs w:val="18"/>
-        </w:rPr>
-        <w:t xml:space="preserve">csharp</w:t>
-      </w:r>
-    </w:p>
-    <w:p>
-      <w:pPr>
-        <w:spacing w:after="0" w:before="40" w:line="240" w:lineRule="auto"/>
-        <w:ind w:firstLine="0" w:start="200"/>
-        <w:jc w:val="start"/>
-        <w:shd w:val="clear" w:fill="F5F5F5"/>
-      </w:pPr>
-      <w:r>
-        <w:rPr>
-          <w:rFonts w:ascii="Consolas" w:hAnsi="Consolas" w:cs="Consolas" w:eastAsia="Consolas"/>
-          <w:color w:val="000000"/>
-          <w:sz w:val="19"/>
-          <w:szCs w:val="19"/>
-        </w:rPr>
-        <w:t xml:space="preserve">var message = new MqttApplicationMessageBuilder()</w:t>
-      </w:r>
-    </w:p>
-    <w:p>
-      <w:pPr>
-        <w:spacing w:after="0" w:before="0" w:line="240" w:lineRule="auto"/>
-        <w:ind w:firstLine="0" w:start="200"/>
-        <w:jc w:val="start"/>
-        <w:shd w:val="clear" w:fill="F5F5F5"/>
-      </w:pPr>
-      <w:r>
-        <w:rPr>
-          <w:rFonts w:ascii="Consolas" w:hAnsi="Consolas" w:cs="Consolas" w:eastAsia="Consolas"/>
-          <w:color w:val="000000"/>
-          <w:sz w:val="19"/>
-          <w:szCs w:val="19"/>
-        </w:rPr>
-        <w:t xml:space="preserve">    .WithTopic(topic)</w:t>
-      </w:r>
-    </w:p>
-    <w:p>
-      <w:pPr>
-        <w:spacing w:after="0" w:before="0" w:line="240" w:lineRule="auto"/>
-        <w:ind w:firstLine="0" w:start="200"/>
-        <w:jc w:val="start"/>
-        <w:shd w:val="clear" w:fill="F5F5F5"/>
-      </w:pPr>
-      <w:r>
-        <w:rPr>
-          <w:rFonts w:ascii="Consolas" w:hAnsi="Consolas" w:cs="Consolas" w:eastAsia="Consolas"/>
-          <w:color w:val="000000"/>
-          <w:sz w:val="19"/>
-          <w:szCs w:val="19"/>
-        </w:rPr>
-        <w:t xml:space="preserve">    .WithPayload(messagePayload)</w:t>
-      </w:r>
-    </w:p>
-    <w:p>
-      <w:pPr>
-        <w:spacing w:after="0" w:before="0" w:line="240" w:lineRule="auto"/>
-        <w:ind w:firstLine="0" w:start="200"/>
-        <w:jc w:val="start"/>
-        <w:shd w:val="clear" w:fill="F5F5F5"/>
-      </w:pPr>
-      <w:r>
-        <w:rPr>
-          <w:rFonts w:ascii="Consolas" w:hAnsi="Consolas" w:cs="Consolas" w:eastAsia="Consolas"/>
-          <w:color w:val="000000"/>
-          <w:sz w:val="19"/>
-          <w:szCs w:val="19"/>
-        </w:rPr>
-        <w:t xml:space="preserve">    .WithQualityOfServiceLevel(MQTTnet.Protocol.MqttQualityOfServiceLevel.AtLeastOnce)</w:t>
-      </w:r>
-    </w:p>
-    <w:p>
-      <w:pPr>
-        <w:spacing w:after="0" w:before="0" w:line="240" w:lineRule="auto"/>
-        <w:ind w:firstLine="0" w:start="200"/>
-        <w:jc w:val="start"/>
-        <w:shd w:val="clear" w:fill="F5F5F5"/>
-      </w:pPr>
-      <w:r>
-        <w:rPr>
-          <w:rFonts w:ascii="Consolas" w:hAnsi="Consolas" w:cs="Consolas" w:eastAsia="Consolas"/>
-          <w:color w:val="000000"/>
-          <w:sz w:val="19"/>
-          <w:szCs w:val="19"/>
-        </w:rPr>
-        <w:t xml:space="preserve">    .WithRetainFlag(false)</w:t>
-      </w:r>
-    </w:p>
-    <w:p>
-      <w:pPr>
-        <w:spacing w:after="120" w:before="0" w:line="240" w:lineRule="auto"/>
-        <w:ind w:firstLine="0" w:start="200"/>
-        <w:jc w:val="start"/>
-        <w:shd w:val="clear" w:fill="F5F5F5"/>
-      </w:pPr>
-      <w:r>
-        <w:rPr>
-          <w:rFonts w:ascii="Consolas" w:hAnsi="Consolas" w:cs="Consolas" w:eastAsia="Consolas"/>
-          <w:color w:val="000000"/>
-          <w:sz w:val="19"/>
-          <w:szCs w:val="19"/>
-        </w:rPr>
-        <w:t xml:space="preserve">    .Build();</w:t>
+        <w:spacing w:after="40" w:before="160" w:line="276" w:lineRule="auto"/>
+        <w:ind w:firstLine="0" w:start="0"/>
+        <w:jc w:val="center"/>
+      </w:pPr>
+      <w:r>
+        <w:drawing>
+          <wp:inline>
+            <wp:extent cx="5400000" cy="1340940"/>
+            <wp:docPr id="104" name="Imagem 104" descr=""/>
+            <wp:cNvGraphicFramePr>
+              <a:graphicFrameLocks noChangeAspect="true"/>
+            </wp:cNvGraphicFramePr>
+            <a:graphic>
+              <a:graphicData uri="http://schemas.openxmlformats.org/drawingml/2006/picture">
+                <pic:pic xmlns:pic="http://schemas.openxmlformats.org/drawingml/2006/picture">
+                  <pic:nvPicPr>
+                    <pic:cNvPr id="104" name="Imagem 104"/>
+                    <pic:cNvPicPr/>
+                  </pic:nvPicPr>
+                  <pic:blipFill>
+                    <a:blip r:embed="rIdImg904"/>
+                    <a:stretch>
+                      <a:fillRect/>
+                    </a:stretch>
+                  </pic:blipFill>
+                  <pic:spPr>
+                    <a:xfrm>
+                      <a:off x="0" y="0"/>
+                      <a:ext cx="5400000" cy="1340940"/>
+                    </a:xfrm>
+                    <a:prstGeom prst="rect">
+                      <a:avLst/>
+                    </a:prstGeom>
+                  </pic:spPr>
+                </pic:pic>
+              </a:graphicData>
+            </a:graphic>
+          </wp:inline>
+        </w:drawing>
       </w:r>
     </w:p>
     <w:p>
@@ -2295,292 +1766,45 @@
     </w:p>
     <w:p>
       <w:pPr>
-        <w:spacing w:after="0" w:before="120" w:line="276" w:lineRule="auto"/>
-        <w:ind w:firstLine="0" w:start="0"/>
-        <w:jc w:val="start"/>
-      </w:pPr>
-      <w:r>
-        <w:rPr>
-          <w:rFonts w:ascii="Open Sans" w:hAnsi="Open Sans" w:cs="Open Sans" w:eastAsia="Open Sans"/>
-          <w:i/>
-          <w:iCs/>
-          <w:color w:val="666666"/>
-          <w:sz w:val="18"/>
-          <w:szCs w:val="18"/>
-        </w:rPr>
-        <w:t xml:space="preserve">csharp</w:t>
-      </w:r>
-    </w:p>
-    <w:p>
-      <w:pPr>
-        <w:spacing w:after="0" w:before="40" w:line="240" w:lineRule="auto"/>
-        <w:ind w:firstLine="0" w:start="200"/>
-        <w:jc w:val="start"/>
-        <w:shd w:val="clear" w:fill="F5F5F5"/>
-      </w:pPr>
-      <w:r>
-        <w:rPr>
-          <w:rFonts w:ascii="Consolas" w:hAnsi="Consolas" w:cs="Consolas" w:eastAsia="Consolas"/>
-          <w:color w:val="000000"/>
-          <w:sz w:val="19"/>
-          <w:szCs w:val="19"/>
-        </w:rPr>
-        <w:t xml:space="preserve">public async Task JoinRoom(JoinPayload payload)</w:t>
-      </w:r>
-    </w:p>
-    <w:p>
-      <w:pPr>
-        <w:spacing w:after="0" w:before="0" w:line="240" w:lineRule="auto"/>
-        <w:ind w:firstLine="0" w:start="200"/>
-        <w:jc w:val="start"/>
-        <w:shd w:val="clear" w:fill="F5F5F5"/>
-      </w:pPr>
-      <w:r>
-        <w:rPr>
-          <w:rFonts w:ascii="Consolas" w:hAnsi="Consolas" w:cs="Consolas" w:eastAsia="Consolas"/>
-          <w:color w:val="000000"/>
-          <w:sz w:val="19"/>
-          <w:szCs w:val="19"/>
-        </w:rPr>
-        <w:t xml:space="preserve">{</w:t>
-      </w:r>
-    </w:p>
-    <w:p>
-      <w:pPr>
-        <w:spacing w:after="0" w:before="0" w:line="240" w:lineRule="auto"/>
-        <w:ind w:firstLine="0" w:start="200"/>
-        <w:jc w:val="start"/>
-        <w:shd w:val="clear" w:fill="F5F5F5"/>
-      </w:pPr>
-      <w:r>
-        <w:rPr>
-          <w:rFonts w:ascii="Consolas" w:hAnsi="Consolas" w:cs="Consolas" w:eastAsia="Consolas"/>
-          <w:color w:val="000000"/>
-          <w:sz w:val="19"/>
-          <w:szCs w:val="19"/>
-        </w:rPr>
-        <w:t xml:space="preserve">    await Groups.AddToGroupAsync(Context.ConnectionId, payload.RoomId);</w:t>
-      </w:r>
-    </w:p>
-    <w:p>
-      <w:pPr>
-        <w:spacing w:after="0" w:before="0" w:line="240" w:lineRule="auto"/>
-        <w:ind w:firstLine="0" w:start="200"/>
-        <w:jc w:val="start"/>
-        <w:shd w:val="clear" w:fill="F5F5F5"/>
-      </w:pPr>
-      <w:r>
-        <w:rPr>
-          <w:rFonts w:ascii="Consolas" w:hAnsi="Consolas" w:cs="Consolas" w:eastAsia="Consolas"/>
-          <w:color w:val="000000"/>
-          <w:sz w:val="19"/>
-          <w:szCs w:val="19"/>
-        </w:rPr>
-        <w:t xml:space="preserve">    // ...</w:t>
-      </w:r>
-    </w:p>
-    <w:p>
-      <w:pPr>
-        <w:spacing w:after="0" w:before="0" w:line="240" w:lineRule="auto"/>
-        <w:ind w:firstLine="0" w:start="200"/>
-        <w:jc w:val="start"/>
-        <w:shd w:val="clear" w:fill="F5F5F5"/>
-      </w:pPr>
-      <w:r>
-        <w:rPr>
-          <w:rFonts w:ascii="Consolas" w:hAnsi="Consolas" w:cs="Consolas" w:eastAsia="Consolas"/>
-          <w:color w:val="000000"/>
-          <w:sz w:val="19"/>
-          <w:szCs w:val="19"/>
-        </w:rPr>
-        <w:t xml:space="preserve">    await Clients.Caller.ReceiveRoomState(</w:t>
-      </w:r>
-    </w:p>
-    <w:p>
-      <w:pPr>
-        <w:spacing w:after="0" w:before="0" w:line="240" w:lineRule="auto"/>
-        <w:ind w:firstLine="0" w:start="200"/>
-        <w:jc w:val="start"/>
-        <w:shd w:val="clear" w:fill="F5F5F5"/>
-      </w:pPr>
-      <w:r>
-        <w:rPr>
-          <w:rFonts w:ascii="Consolas" w:hAnsi="Consolas" w:cs="Consolas" w:eastAsia="Consolas"/>
-          <w:color w:val="000000"/>
-          <w:sz w:val="19"/>
-          <w:szCs w:val="19"/>
-        </w:rPr>
-        <w:t xml:space="preserve">        room.MapSeed, room.TimeLeft, players, destroyedWalls);</w:t>
-      </w:r>
-    </w:p>
-    <w:p>
-      <w:pPr>
-        <w:spacing w:after="0" w:before="0" w:line="240" w:lineRule="auto"/>
-        <w:ind w:firstLine="0" w:start="200"/>
-        <w:jc w:val="start"/>
-        <w:shd w:val="clear" w:fill="F5F5F5"/>
-      </w:pPr>
-      <w:r>
-        <w:rPr>
-          <w:rFonts w:ascii="Consolas" w:hAnsi="Consolas" w:cs="Consolas" w:eastAsia="Consolas"/>
-          <w:color w:val="000000"/>
-          <w:sz w:val="19"/>
-          <w:szCs w:val="19"/>
-        </w:rPr>
-        <w:t xml:space="preserve"> </w:t>
-      </w:r>
-    </w:p>
-    <w:p>
-      <w:pPr>
-        <w:spacing w:after="0" w:before="0" w:line="240" w:lineRule="auto"/>
-        <w:ind w:firstLine="0" w:start="200"/>
-        <w:jc w:val="start"/>
-        <w:shd w:val="clear" w:fill="F5F5F5"/>
-      </w:pPr>
-      <w:r>
-        <w:rPr>
-          <w:rFonts w:ascii="Consolas" w:hAnsi="Consolas" w:cs="Consolas" w:eastAsia="Consolas"/>
-          <w:color w:val="000000"/>
-          <w:sz w:val="19"/>
-          <w:szCs w:val="19"/>
-        </w:rPr>
-        <w:t xml:space="preserve">    await Clients.OthersInGroup(payload.RoomId)</w:t>
-      </w:r>
-    </w:p>
-    <w:p>
-      <w:pPr>
-        <w:spacing w:after="0" w:before="0" w:line="240" w:lineRule="auto"/>
-        <w:ind w:firstLine="0" w:start="200"/>
-        <w:jc w:val="start"/>
-        <w:shd w:val="clear" w:fill="F5F5F5"/>
-      </w:pPr>
-      <w:r>
-        <w:rPr>
-          <w:rFonts w:ascii="Consolas" w:hAnsi="Consolas" w:cs="Consolas" w:eastAsia="Consolas"/>
-          <w:color w:val="000000"/>
-          <w:sz w:val="19"/>
-          <w:szCs w:val="19"/>
-        </w:rPr>
-        <w:t xml:space="preserve">        .ReceivePlayerJoined(payload.PlayerId, payload.Name);</w:t>
-      </w:r>
-    </w:p>
-    <w:p>
-      <w:pPr>
-        <w:spacing w:after="0" w:before="0" w:line="240" w:lineRule="auto"/>
-        <w:ind w:firstLine="0" w:start="200"/>
-        <w:jc w:val="start"/>
-        <w:shd w:val="clear" w:fill="F5F5F5"/>
-      </w:pPr>
-      <w:r>
-        <w:rPr>
-          <w:rFonts w:ascii="Consolas" w:hAnsi="Consolas" w:cs="Consolas" w:eastAsia="Consolas"/>
-          <w:color w:val="000000"/>
-          <w:sz w:val="19"/>
-          <w:szCs w:val="19"/>
-        </w:rPr>
-        <w:t xml:space="preserve">}</w:t>
-      </w:r>
-    </w:p>
-    <w:p>
-      <w:pPr>
-        <w:spacing w:after="0" w:before="0" w:line="240" w:lineRule="auto"/>
-        <w:ind w:firstLine="0" w:start="200"/>
-        <w:jc w:val="start"/>
-        <w:shd w:val="clear" w:fill="F5F5F5"/>
-      </w:pPr>
-      <w:r>
-        <w:rPr>
-          <w:rFonts w:ascii="Consolas" w:hAnsi="Consolas" w:cs="Consolas" w:eastAsia="Consolas"/>
-          <w:color w:val="000000"/>
-          <w:sz w:val="19"/>
-          <w:szCs w:val="19"/>
-        </w:rPr>
-        <w:t xml:space="preserve"> </w:t>
-      </w:r>
-    </w:p>
-    <w:p>
-      <w:pPr>
-        <w:spacing w:after="0" w:before="0" w:line="240" w:lineRule="auto"/>
-        <w:ind w:firstLine="0" w:start="200"/>
-        <w:jc w:val="start"/>
-        <w:shd w:val="clear" w:fill="F5F5F5"/>
-      </w:pPr>
-      <w:r>
-        <w:rPr>
-          <w:rFonts w:ascii="Consolas" w:hAnsi="Consolas" w:cs="Consolas" w:eastAsia="Consolas"/>
-          <w:color w:val="000000"/>
-          <w:sz w:val="19"/>
-          <w:szCs w:val="19"/>
-        </w:rPr>
-        <w:t xml:space="preserve">public async Task LeaveRoom(JoinPayload payload)</w:t>
-      </w:r>
-    </w:p>
-    <w:p>
-      <w:pPr>
-        <w:spacing w:after="0" w:before="0" w:line="240" w:lineRule="auto"/>
-        <w:ind w:firstLine="0" w:start="200"/>
-        <w:jc w:val="start"/>
-        <w:shd w:val="clear" w:fill="F5F5F5"/>
-      </w:pPr>
-      <w:r>
-        <w:rPr>
-          <w:rFonts w:ascii="Consolas" w:hAnsi="Consolas" w:cs="Consolas" w:eastAsia="Consolas"/>
-          <w:color w:val="000000"/>
-          <w:sz w:val="19"/>
-          <w:szCs w:val="19"/>
-        </w:rPr>
-        <w:t xml:space="preserve">{</w:t>
-      </w:r>
-    </w:p>
-    <w:p>
-      <w:pPr>
-        <w:spacing w:after="0" w:before="0" w:line="240" w:lineRule="auto"/>
-        <w:ind w:firstLine="0" w:start="200"/>
-        <w:jc w:val="start"/>
-        <w:shd w:val="clear" w:fill="F5F5F5"/>
-      </w:pPr>
-      <w:r>
-        <w:rPr>
-          <w:rFonts w:ascii="Consolas" w:hAnsi="Consolas" w:cs="Consolas" w:eastAsia="Consolas"/>
-          <w:color w:val="000000"/>
-          <w:sz w:val="19"/>
-          <w:szCs w:val="19"/>
-        </w:rPr>
-        <w:t xml:space="preserve">    await Groups.RemoveFromGroupAsync(Context.ConnectionId, payload.RoomId);</w:t>
-      </w:r>
-    </w:p>
-    <w:p>
-      <w:pPr>
-        <w:spacing w:after="0" w:before="0" w:line="240" w:lineRule="auto"/>
-        <w:ind w:firstLine="0" w:start="200"/>
-        <w:jc w:val="start"/>
-        <w:shd w:val="clear" w:fill="F5F5F5"/>
-      </w:pPr>
-      <w:r>
-        <w:rPr>
-          <w:rFonts w:ascii="Consolas" w:hAnsi="Consolas" w:cs="Consolas" w:eastAsia="Consolas"/>
-          <w:color w:val="000000"/>
-          <w:sz w:val="19"/>
-          <w:szCs w:val="19"/>
-        </w:rPr>
-        <w:t xml:space="preserve">    await Clients.OthersInGroup(payload.RoomId).ReceivePlayerLeft(payload.PlayerId);</w:t>
-      </w:r>
-    </w:p>
-    <w:p>
-      <w:pPr>
-        <w:spacing w:after="120" w:before="0" w:line="240" w:lineRule="auto"/>
-        <w:ind w:firstLine="0" w:start="200"/>
-        <w:jc w:val="start"/>
-        <w:shd w:val="clear" w:fill="F5F5F5"/>
-      </w:pPr>
-      <w:r>
-        <w:rPr>
-          <w:rFonts w:ascii="Consolas" w:hAnsi="Consolas" w:cs="Consolas" w:eastAsia="Consolas"/>
-          <w:color w:val="000000"/>
-          <w:sz w:val="19"/>
-          <w:szCs w:val="19"/>
-        </w:rPr>
-        <w:t xml:space="preserve">}</w:t>
+        <w:spacing w:after="40" w:before="160" w:line="276" w:lineRule="auto"/>
+        <w:ind w:firstLine="0" w:start="0"/>
+        <w:jc w:val="center"/>
+      </w:pPr>
+      <w:r>
+        <w:drawing>
+          <wp:inline>
+            <wp:extent cx="5400000" cy="2866667"/>
+            <wp:docPr id="105" name="Imagem 105" descr=""/>
+            <wp:cNvGraphicFramePr>
+              <a:graphicFrameLocks noChangeAspect="true"/>
+            </wp:cNvGraphicFramePr>
+            <a:graphic>
+              <a:graphicData uri="http://schemas.openxmlformats.org/drawingml/2006/picture">
+                <pic:pic xmlns:pic="http://schemas.openxmlformats.org/drawingml/2006/picture">
+                  <pic:nvPicPr>
+                    <pic:cNvPr id="105" name="Imagem 105"/>
+                    <pic:cNvPicPr/>
+                  </pic:nvPicPr>
+                  <pic:blipFill>
+                    <a:blip r:embed="rIdImg905"/>
+                    <a:stretch>
+                      <a:fillRect/>
+                    </a:stretch>
+                  </pic:blipFill>
+                  <pic:spPr>
+                    <a:xfrm>
+                      <a:off x="0" y="0"/>
+                      <a:ext cx="5400000" cy="2866667"/>
+                    </a:xfrm>
+                    <a:prstGeom prst="rect">
+                      <a:avLst/>
+                    </a:prstGeom>
+                  </pic:spPr>
+                </pic:pic>
+              </a:graphicData>
+            </a:graphic>
+          </wp:inline>
+        </w:drawing>
       </w:r>
     </w:p>
     <w:p>
@@ -2816,37 +2040,45 @@
     </w:p>
     <w:p>
       <w:pPr>
-        <w:spacing w:after="0" w:before="120" w:line="276" w:lineRule="auto"/>
-        <w:ind w:firstLine="0" w:start="0"/>
-        <w:jc w:val="start"/>
-      </w:pPr>
-      <w:r>
-        <w:rPr>
-          <w:rFonts w:ascii="Open Sans" w:hAnsi="Open Sans" w:cs="Open Sans" w:eastAsia="Open Sans"/>
-          <w:i/>
-          <w:iCs/>
-          <w:color w:val="666666"/>
-          <w:sz w:val="18"/>
-          <w:szCs w:val="18"/>
-        </w:rPr>
-        <w:t xml:space="preserve">csharp</w:t>
-      </w:r>
-    </w:p>
-    <w:p>
-      <w:pPr>
-        <w:spacing w:after="120" w:before="40" w:line="240" w:lineRule="auto"/>
-        <w:ind w:firstLine="0" w:start="200"/>
-        <w:jc w:val="start"/>
-        <w:shd w:val="clear" w:fill="F5F5F5"/>
-      </w:pPr>
-      <w:r>
-        <w:rPr>
-          <w:rFonts w:ascii="Consolas" w:hAnsi="Consolas" w:cs="Consolas" w:eastAsia="Consolas"/>
-          <w:color w:val="000000"/>
-          <w:sz w:val="19"/>
-          <w:szCs w:val="19"/>
-        </w:rPr>
-        <w:t xml:space="preserve">await _hubContext.Clients.Group(roomId).ReceiveTimeLeft(room.TimeLeft);</w:t>
+        <w:spacing w:after="40" w:before="160" w:line="276" w:lineRule="auto"/>
+        <w:ind w:firstLine="0" w:start="0"/>
+        <w:jc w:val="center"/>
+      </w:pPr>
+      <w:r>
+        <w:drawing>
+          <wp:inline>
+            <wp:extent cx="5400000" cy="730892"/>
+            <wp:docPr id="106" name="Imagem 106" descr=""/>
+            <wp:cNvGraphicFramePr>
+              <a:graphicFrameLocks noChangeAspect="true"/>
+            </wp:cNvGraphicFramePr>
+            <a:graphic>
+              <a:graphicData uri="http://schemas.openxmlformats.org/drawingml/2006/picture">
+                <pic:pic xmlns:pic="http://schemas.openxmlformats.org/drawingml/2006/picture">
+                  <pic:nvPicPr>
+                    <pic:cNvPr id="106" name="Imagem 106"/>
+                    <pic:cNvPicPr/>
+                  </pic:nvPicPr>
+                  <pic:blipFill>
+                    <a:blip r:embed="rIdImg906"/>
+                    <a:stretch>
+                      <a:fillRect/>
+                    </a:stretch>
+                  </pic:blipFill>
+                  <pic:spPr>
+                    <a:xfrm>
+                      <a:off x="0" y="0"/>
+                      <a:ext cx="5400000" cy="730892"/>
+                    </a:xfrm>
+                    <a:prstGeom prst="rect">
+                      <a:avLst/>
+                    </a:prstGeom>
+                  </pic:spPr>
+                </pic:pic>
+              </a:graphicData>
+            </a:graphic>
+          </wp:inline>
+        </w:drawing>
       </w:r>
     </w:p>
     <w:p>
@@ -3046,54 +2278,45 @@
     </w:p>
     <w:p>
       <w:pPr>
-        <w:spacing w:after="0" w:before="120" w:line="276" w:lineRule="auto"/>
-        <w:ind w:firstLine="0" w:start="0"/>
-        <w:jc w:val="start"/>
-      </w:pPr>
-      <w:r>
-        <w:rPr>
-          <w:rFonts w:ascii="Open Sans" w:hAnsi="Open Sans" w:cs="Open Sans" w:eastAsia="Open Sans"/>
-          <w:i/>
-          <w:iCs/>
-          <w:color w:val="666666"/>
-          <w:sz w:val="18"/>
-          <w:szCs w:val="18"/>
-        </w:rPr>
-        <w:t xml:space="preserve">csharp</w:t>
-      </w:r>
-    </w:p>
-    <w:p>
-      <w:pPr>
-        <w:spacing w:after="0" w:before="40" w:line="240" w:lineRule="auto"/>
-        <w:ind w:firstLine="0" w:start="200"/>
-        <w:jc w:val="start"/>
-        <w:shd w:val="clear" w:fill="F5F5F5"/>
-      </w:pPr>
-      <w:r>
-        <w:rPr>
-          <w:rFonts w:ascii="Consolas" w:hAnsi="Consolas" w:cs="Consolas" w:eastAsia="Consolas"/>
-          <w:color w:val="000000"/>
-          <w:sz w:val="19"/>
-          <w:szCs w:val="19"/>
-        </w:rPr>
-        <w:t xml:space="preserve">await _db.ListLeftPushAsync(key, eventJson);</w:t>
-      </w:r>
-    </w:p>
-    <w:p>
-      <w:pPr>
-        <w:spacing w:after="120" w:before="0" w:line="240" w:lineRule="auto"/>
-        <w:ind w:firstLine="0" w:start="200"/>
-        <w:jc w:val="start"/>
-        <w:shd w:val="clear" w:fill="F5F5F5"/>
-      </w:pPr>
-      <w:r>
-        <w:rPr>
-          <w:rFonts w:ascii="Consolas" w:hAnsi="Consolas" w:cs="Consolas" w:eastAsia="Consolas"/>
-          <w:color w:val="000000"/>
-          <w:sz w:val="19"/>
-          <w:szCs w:val="19"/>
-        </w:rPr>
-        <w:t xml:space="preserve">await _db.ListTrimAsync(key, 0, 99); // Manter os últimos 100 eventos</w:t>
+        <w:spacing w:after="40" w:before="160" w:line="276" w:lineRule="auto"/>
+        <w:ind w:firstLine="0" w:start="0"/>
+        <w:jc w:val="center"/>
+      </w:pPr>
+      <w:r>
+        <w:drawing>
+          <wp:inline>
+            <wp:extent cx="5400000" cy="926471"/>
+            <wp:docPr id="107" name="Imagem 107" descr=""/>
+            <wp:cNvGraphicFramePr>
+              <a:graphicFrameLocks noChangeAspect="true"/>
+            </wp:cNvGraphicFramePr>
+            <a:graphic>
+              <a:graphicData uri="http://schemas.openxmlformats.org/drawingml/2006/picture">
+                <pic:pic xmlns:pic="http://schemas.openxmlformats.org/drawingml/2006/picture">
+                  <pic:nvPicPr>
+                    <pic:cNvPr id="107" name="Imagem 107"/>
+                    <pic:cNvPicPr/>
+                  </pic:nvPicPr>
+                  <pic:blipFill>
+                    <a:blip r:embed="rIdImg907"/>
+                    <a:stretch>
+                      <a:fillRect/>
+                    </a:stretch>
+                  </pic:blipFill>
+                  <pic:spPr>
+                    <a:xfrm>
+                      <a:off x="0" y="0"/>
+                      <a:ext cx="5400000" cy="926471"/>
+                    </a:xfrm>
+                    <a:prstGeom prst="rect">
+                      <a:avLst/>
+                    </a:prstGeom>
+                  </pic:spPr>
+                </pic:pic>
+              </a:graphicData>
+            </a:graphic>
+          </wp:inline>
+        </w:drawing>
       </w:r>
     </w:p>
     <w:p>
@@ -4362,260 +3585,277 @@
         <w:t xml:space="preserve">: &lt;https://gitlab.com/jala-university1/cohort-3/PT.CSPR-364.GA.T2.26.M1/SA/grupo-5/capstone&gt;</w:t>
       </w:r>
     </w:p>
-    <w:p>
-      <w:pPr>
-        <w:spacing w:after="0" w:before="40" w:line="240" w:lineRule="auto"/>
-        <w:ind w:firstLine="0" w:start="200"/>
-        <w:jc w:val="start"/>
-        <w:shd w:val="clear" w:fill="F5F5F5"/>
-      </w:pPr>
-      <w:r>
-        <w:rPr>
-          <w:rFonts w:ascii="Consolas" w:hAnsi="Consolas" w:cs="Consolas" w:eastAsia="Consolas"/>
-          <w:color w:val="000000"/>
-          <w:sz w:val="19"/>
-          <w:szCs w:val="19"/>
-        </w:rPr>
-        <w:t xml:space="preserve">backend/</w:t>
-      </w:r>
-    </w:p>
-    <w:p>
-      <w:pPr>
-        <w:spacing w:after="0" w:before="0" w:line="240" w:lineRule="auto"/>
-        <w:ind w:firstLine="0" w:start="200"/>
-        <w:jc w:val="start"/>
-        <w:shd w:val="clear" w:fill="F5F5F5"/>
-      </w:pPr>
-      <w:r>
-        <w:rPr>
-          <w:rFonts w:ascii="Consolas" w:hAnsi="Consolas" w:cs="Consolas" w:eastAsia="Consolas"/>
-          <w:color w:val="000000"/>
-          <w:sz w:val="19"/>
-          <w:szCs w:val="19"/>
-        </w:rPr>
-        <w:t xml:space="preserve">├── Hubs/            GameHub.cs, IGameClient.cs</w:t>
-      </w:r>
-    </w:p>
-    <w:p>
-      <w:pPr>
-        <w:spacing w:after="0" w:before="0" w:line="240" w:lineRule="auto"/>
-        <w:ind w:firstLine="0" w:start="200"/>
-        <w:jc w:val="start"/>
-        <w:shd w:val="clear" w:fill="F5F5F5"/>
-      </w:pPr>
-      <w:r>
-        <w:rPr>
-          <w:rFonts w:ascii="Consolas" w:hAnsi="Consolas" w:cs="Consolas" w:eastAsia="Consolas"/>
-          <w:color w:val="000000"/>
-          <w:sz w:val="19"/>
-          <w:szCs w:val="19"/>
-        </w:rPr>
-        <w:t xml:space="preserve">├── Endpoints/       AuthEndpoints.cs, RoomEndpoints.cs   (Minimal APIs)</w:t>
-      </w:r>
-    </w:p>
-    <w:p>
-      <w:pPr>
-        <w:spacing w:after="0" w:before="0" w:line="240" w:lineRule="auto"/>
-        <w:ind w:firstLine="0" w:start="200"/>
-        <w:jc w:val="start"/>
-        <w:shd w:val="clear" w:fill="F5F5F5"/>
-      </w:pPr>
-      <w:r>
-        <w:rPr>
-          <w:rFonts w:ascii="Consolas" w:hAnsi="Consolas" w:cs="Consolas" w:eastAsia="Consolas"/>
-          <w:color w:val="000000"/>
-          <w:sz w:val="19"/>
-          <w:szCs w:val="19"/>
-        </w:rPr>
-        <w:t xml:space="preserve">├── Services/        MqttGameService.cs, RedisStateService.cs, GameRoomManager.cs</w:t>
-      </w:r>
-    </w:p>
-    <w:p>
-      <w:pPr>
-        <w:spacing w:after="0" w:before="0" w:line="240" w:lineRule="auto"/>
-        <w:ind w:firstLine="0" w:start="200"/>
-        <w:jc w:val="start"/>
-        <w:shd w:val="clear" w:fill="F5F5F5"/>
-      </w:pPr>
-      <w:r>
-        <w:rPr>
-          <w:rFonts w:ascii="Consolas" w:hAnsi="Consolas" w:cs="Consolas" w:eastAsia="Consolas"/>
-          <w:color w:val="000000"/>
-          <w:sz w:val="19"/>
-          <w:szCs w:val="19"/>
-        </w:rPr>
-        <w:t xml:space="preserve">└── Program.cs       DI + MapHub&lt;GameHub&gt;("/gameHub")</w:t>
-      </w:r>
-    </w:p>
-    <w:p>
-      <w:pPr>
-        <w:spacing w:after="0" w:before="0" w:line="240" w:lineRule="auto"/>
-        <w:ind w:firstLine="0" w:start="200"/>
-        <w:jc w:val="start"/>
-        <w:shd w:val="clear" w:fill="F5F5F5"/>
-      </w:pPr>
-      <w:r>
-        <w:rPr>
-          <w:rFonts w:ascii="Consolas" w:hAnsi="Consolas" w:cs="Consolas" w:eastAsia="Consolas"/>
-          <w:color w:val="000000"/>
-          <w:sz w:val="19"/>
-          <w:szCs w:val="19"/>
-        </w:rPr>
-        <w:t xml:space="preserve"> </w:t>
-      </w:r>
-    </w:p>
-    <w:p>
-      <w:pPr>
-        <w:spacing w:after="0" w:before="0" w:line="240" w:lineRule="auto"/>
-        <w:ind w:firstLine="0" w:start="200"/>
-        <w:jc w:val="start"/>
-        <w:shd w:val="clear" w:fill="F5F5F5"/>
-      </w:pPr>
-      <w:r>
-        <w:rPr>
-          <w:rFonts w:ascii="Consolas" w:hAnsi="Consolas" w:cs="Consolas" w:eastAsia="Consolas"/>
-          <w:color w:val="000000"/>
-          <w:sz w:val="19"/>
-          <w:szCs w:val="19"/>
-        </w:rPr>
-        <w:t xml:space="preserve">frontend/src/app/</w:t>
-      </w:r>
-    </w:p>
-    <w:p>
-      <w:pPr>
-        <w:spacing w:after="0" w:before="0" w:line="240" w:lineRule="auto"/>
-        <w:ind w:firstLine="0" w:start="200"/>
-        <w:jc w:val="start"/>
-        <w:shd w:val="clear" w:fill="F5F5F5"/>
-      </w:pPr>
-      <w:r>
-        <w:rPr>
-          <w:rFonts w:ascii="Consolas" w:hAnsi="Consolas" w:cs="Consolas" w:eastAsia="Consolas"/>
-          <w:color w:val="000000"/>
-          <w:sz w:val="19"/>
-          <w:szCs w:val="19"/>
-        </w:rPr>
-        <w:t xml:space="preserve">├── services/transport/   SignalR, WebSocket, Mock e MQTT (ngx-mqtt)</w:t>
-      </w:r>
-    </w:p>
-    <w:p>
-      <w:pPr>
-        <w:spacing w:after="0" w:before="0" w:line="240" w:lineRule="auto"/>
-        <w:ind w:firstLine="0" w:start="200"/>
-        <w:jc w:val="start"/>
-        <w:shd w:val="clear" w:fill="F5F5F5"/>
-      </w:pPr>
-      <w:r>
-        <w:rPr>
-          <w:rFonts w:ascii="Consolas" w:hAnsi="Consolas" w:cs="Consolas" w:eastAsia="Consolas"/>
-          <w:color w:val="000000"/>
-          <w:sz w:val="19"/>
-          <w:szCs w:val="19"/>
-        </w:rPr>
-        <w:t xml:space="preserve">├── services/systems/     physics, input, camera, bot-ai</w:t>
-      </w:r>
-    </w:p>
-    <w:p>
-      <w:pPr>
-        <w:spacing w:after="0" w:before="0" w:line="240" w:lineRule="auto"/>
-        <w:ind w:firstLine="0" w:start="200"/>
-        <w:jc w:val="start"/>
-        <w:shd w:val="clear" w:fill="F5F5F5"/>
-      </w:pPr>
-      <w:r>
-        <w:rPr>
-          <w:rFonts w:ascii="Consolas" w:hAnsi="Consolas" w:cs="Consolas" w:eastAsia="Consolas"/>
-          <w:color w:val="000000"/>
-          <w:sz w:val="19"/>
-          <w:szCs w:val="19"/>
-        </w:rPr>
-        <w:t xml:space="preserve">└── store/                PlayersStore, MapStore, GameStore</w:t>
-      </w:r>
-    </w:p>
-    <w:p>
-      <w:pPr>
-        <w:spacing w:after="0" w:before="0" w:line="240" w:lineRule="auto"/>
-        <w:ind w:firstLine="0" w:start="200"/>
-        <w:jc w:val="start"/>
-        <w:shd w:val="clear" w:fill="F5F5F5"/>
-      </w:pPr>
-      <w:r>
-        <w:rPr>
-          <w:rFonts w:ascii="Consolas" w:hAnsi="Consolas" w:cs="Consolas" w:eastAsia="Consolas"/>
-          <w:color w:val="000000"/>
-          <w:sz w:val="19"/>
-          <w:szCs w:val="19"/>
-        </w:rPr>
-        <w:t xml:space="preserve"> </w:t>
-      </w:r>
-    </w:p>
-    <w:p>
-      <w:pPr>
-        <w:spacing w:after="0" w:before="0" w:line="240" w:lineRule="auto"/>
-        <w:ind w:firstLine="0" w:start="200"/>
-        <w:jc w:val="start"/>
-        <w:shd w:val="clear" w:fill="F5F5F5"/>
-      </w:pPr>
-      <w:r>
-        <w:rPr>
-          <w:rFonts w:ascii="Consolas" w:hAnsi="Consolas" w:cs="Consolas" w:eastAsia="Consolas"/>
-          <w:color w:val="000000"/>
-          <w:sz w:val="19"/>
-          <w:szCs w:val="19"/>
-        </w:rPr>
-        <w:t xml:space="preserve">scripts/</w:t>
-      </w:r>
-    </w:p>
-    <w:p>
-      <w:pPr>
-        <w:spacing w:after="0" w:before="0" w:line="240" w:lineRule="auto"/>
-        <w:ind w:firstLine="0" w:start="200"/>
-        <w:jc w:val="start"/>
-        <w:shd w:val="clear" w:fill="F5F5F5"/>
-      </w:pPr>
-      <w:r>
-        <w:rPr>
-          <w:rFonts w:ascii="Consolas" w:hAnsi="Consolas" w:cs="Consolas" w:eastAsia="Consolas"/>
-          <w:color w:val="000000"/>
-          <w:sz w:val="19"/>
-          <w:szCs w:val="19"/>
-        </w:rPr>
-        <w:t xml:space="preserve">├── docker-compose.yml    Redis 7 + Mosquitto 2</w:t>
-      </w:r>
-    </w:p>
-    <w:p>
-      <w:pPr>
-        <w:spacing w:after="0" w:before="0" w:line="240" w:lineRule="auto"/>
-        <w:ind w:firstLine="0" w:start="200"/>
-        <w:jc w:val="start"/>
-        <w:shd w:val="clear" w:fill="F5F5F5"/>
-      </w:pPr>
-      <w:r>
-        <w:rPr>
-          <w:rFonts w:ascii="Consolas" w:hAnsi="Consolas" w:cs="Consolas" w:eastAsia="Consolas"/>
-          <w:color w:val="000000"/>
-          <w:sz w:val="19"/>
-          <w:szCs w:val="19"/>
-        </w:rPr>
-        <w:t xml:space="preserve">├── mosquitto.conf        listener 1883 (mqtt) e 9001 (websockets)</w:t>
-      </w:r>
-    </w:p>
-    <w:p>
-      <w:pPr>
-        <w:spacing w:after="120" w:before="0" w:line="240" w:lineRule="auto"/>
-        <w:ind w:firstLine="0" w:start="200"/>
-        <w:jc w:val="start"/>
-        <w:shd w:val="clear" w:fill="F5F5F5"/>
-      </w:pPr>
-      <w:r>
-        <w:rPr>
-          <w:rFonts w:ascii="Consolas" w:hAnsi="Consolas" w:cs="Consolas" w:eastAsia="Consolas"/>
-          <w:color w:val="000000"/>
-          <w:sz w:val="19"/>
-          <w:szCs w:val="19"/>
-        </w:rPr>
-        <w:t xml:space="preserve">└── benchmarks/           benchmark.js</w:t>
-      </w:r>
+    <w:tbl>
+      <w:tblPr>
+        <w:tblW w:w="5000" w:type="pct"/>
+        <w:tblBorders>
+          <w:top w:val="single" w:sz="4" w:space="0" w:color="D8DEE4"/>
+          <w:left w:val="single" w:sz="4" w:space="0" w:color="D8DEE4"/>
+          <w:bottom w:val="single" w:sz="4" w:space="0" w:color="D8DEE4"/>
+          <w:right w:val="single" w:sz="4" w:space="0" w:color="D8DEE4"/>
+        </w:tblBorders>
+        <w:tblCellMar>
+          <w:top w:w="80" w:type="dxa"/>
+          <w:left w:w="140" w:type="dxa"/>
+          <w:bottom w:w="80" w:type="dxa"/>
+          <w:right w:w="140" w:type="dxa"/>
+        </w:tblCellMar>
+      </w:tblPr>
+      <w:tr>
+        <w:tc>
+          <w:tcPr>
+            <w:tcW w:w="5000" w:type="pct"/>
+            <w:shd w:val="clear" w:fill="F6F8FA"/>
+          </w:tcPr>
+          <w:p>
+            <w:pPr>
+              <w:spacing w:after="0" w:before="40" w:line="240" w:lineRule="auto"/>
+              <w:ind w:firstLine="0" w:start="0"/>
+              <w:jc w:val="start"/>
+            </w:pPr>
+            <w:r>
+              <w:rPr>
+                <w:rFonts w:ascii="Consolas" w:hAnsi="Consolas" w:cs="Consolas" w:eastAsia="Consolas"/>
+                <w:color w:val="1F2328"/>
+                <w:sz w:val="18"/>
+                <w:szCs w:val="18"/>
+              </w:rPr>
+              <w:t xml:space="preserve">backend/</w:t>
+            </w:r>
+          </w:p>
+          <w:p>
+            <w:pPr>
+              <w:spacing w:after="0" w:before="0" w:line="240" w:lineRule="auto"/>
+              <w:ind w:firstLine="0" w:start="0"/>
+              <w:jc w:val="start"/>
+            </w:pPr>
+            <w:r>
+              <w:rPr>
+                <w:rFonts w:ascii="Consolas" w:hAnsi="Consolas" w:cs="Consolas" w:eastAsia="Consolas"/>
+                <w:color w:val="1F2328"/>
+                <w:sz w:val="18"/>
+                <w:szCs w:val="18"/>
+              </w:rPr>
+              <w:t xml:space="preserve">├── Hubs/            GameHub.cs, IGameClient.cs</w:t>
+            </w:r>
+          </w:p>
+          <w:p>
+            <w:pPr>
+              <w:spacing w:after="0" w:before="0" w:line="240" w:lineRule="auto"/>
+              <w:ind w:firstLine="0" w:start="0"/>
+              <w:jc w:val="start"/>
+            </w:pPr>
+            <w:r>
+              <w:rPr>
+                <w:rFonts w:ascii="Consolas" w:hAnsi="Consolas" w:cs="Consolas" w:eastAsia="Consolas"/>
+                <w:color w:val="1F2328"/>
+                <w:sz w:val="18"/>
+                <w:szCs w:val="18"/>
+              </w:rPr>
+              <w:t xml:space="preserve">├── Endpoints/       AuthEndpoints.cs, RoomEndpoints.cs   (Minimal APIs)</w:t>
+            </w:r>
+          </w:p>
+          <w:p>
+            <w:pPr>
+              <w:spacing w:after="0" w:before="0" w:line="240" w:lineRule="auto"/>
+              <w:ind w:firstLine="0" w:start="0"/>
+              <w:jc w:val="start"/>
+            </w:pPr>
+            <w:r>
+              <w:rPr>
+                <w:rFonts w:ascii="Consolas" w:hAnsi="Consolas" w:cs="Consolas" w:eastAsia="Consolas"/>
+                <w:color w:val="1F2328"/>
+                <w:sz w:val="18"/>
+                <w:szCs w:val="18"/>
+              </w:rPr>
+              <w:t xml:space="preserve">├── Services/        MqttGameService.cs, RedisStateService.cs, GameRoomManager.cs</w:t>
+            </w:r>
+          </w:p>
+          <w:p>
+            <w:pPr>
+              <w:spacing w:after="0" w:before="0" w:line="240" w:lineRule="auto"/>
+              <w:ind w:firstLine="0" w:start="0"/>
+              <w:jc w:val="start"/>
+            </w:pPr>
+            <w:r>
+              <w:rPr>
+                <w:rFonts w:ascii="Consolas" w:hAnsi="Consolas" w:cs="Consolas" w:eastAsia="Consolas"/>
+                <w:color w:val="1F2328"/>
+                <w:sz w:val="18"/>
+                <w:szCs w:val="18"/>
+              </w:rPr>
+              <w:t xml:space="preserve">└── Program.cs       DI + MapHub&lt;GameHub&gt;("/gameHub")</w:t>
+            </w:r>
+          </w:p>
+          <w:p>
+            <w:pPr>
+              <w:spacing w:after="0" w:before="0" w:line="240" w:lineRule="auto"/>
+              <w:ind w:firstLine="0" w:start="0"/>
+              <w:jc w:val="start"/>
+            </w:pPr>
+            <w:r>
+              <w:rPr>
+                <w:rFonts w:ascii="Consolas" w:hAnsi="Consolas" w:cs="Consolas" w:eastAsia="Consolas"/>
+                <w:color w:val="1F2328"/>
+                <w:sz w:val="18"/>
+                <w:szCs w:val="18"/>
+              </w:rPr>
+              <w:t xml:space="preserve"> </w:t>
+            </w:r>
+          </w:p>
+          <w:p>
+            <w:pPr>
+              <w:spacing w:after="0" w:before="0" w:line="240" w:lineRule="auto"/>
+              <w:ind w:firstLine="0" w:start="0"/>
+              <w:jc w:val="start"/>
+            </w:pPr>
+            <w:r>
+              <w:rPr>
+                <w:rFonts w:ascii="Consolas" w:hAnsi="Consolas" w:cs="Consolas" w:eastAsia="Consolas"/>
+                <w:color w:val="1F2328"/>
+                <w:sz w:val="18"/>
+                <w:szCs w:val="18"/>
+              </w:rPr>
+              <w:t xml:space="preserve">frontend/src/app/</w:t>
+            </w:r>
+          </w:p>
+          <w:p>
+            <w:pPr>
+              <w:spacing w:after="0" w:before="0" w:line="240" w:lineRule="auto"/>
+              <w:ind w:firstLine="0" w:start="0"/>
+              <w:jc w:val="start"/>
+            </w:pPr>
+            <w:r>
+              <w:rPr>
+                <w:rFonts w:ascii="Consolas" w:hAnsi="Consolas" w:cs="Consolas" w:eastAsia="Consolas"/>
+                <w:color w:val="1F2328"/>
+                <w:sz w:val="18"/>
+                <w:szCs w:val="18"/>
+              </w:rPr>
+              <w:t xml:space="preserve">├── services/transport/   SignalR, WebSocket, Mock e MQTT (ngx-mqtt)</w:t>
+            </w:r>
+          </w:p>
+          <w:p>
+            <w:pPr>
+              <w:spacing w:after="0" w:before="0" w:line="240" w:lineRule="auto"/>
+              <w:ind w:firstLine="0" w:start="0"/>
+              <w:jc w:val="start"/>
+            </w:pPr>
+            <w:r>
+              <w:rPr>
+                <w:rFonts w:ascii="Consolas" w:hAnsi="Consolas" w:cs="Consolas" w:eastAsia="Consolas"/>
+                <w:color w:val="1F2328"/>
+                <w:sz w:val="18"/>
+                <w:szCs w:val="18"/>
+              </w:rPr>
+              <w:t xml:space="preserve">├── services/systems/     physics, input, camera, bot-ai</w:t>
+            </w:r>
+          </w:p>
+          <w:p>
+            <w:pPr>
+              <w:spacing w:after="0" w:before="0" w:line="240" w:lineRule="auto"/>
+              <w:ind w:firstLine="0" w:start="0"/>
+              <w:jc w:val="start"/>
+            </w:pPr>
+            <w:r>
+              <w:rPr>
+                <w:rFonts w:ascii="Consolas" w:hAnsi="Consolas" w:cs="Consolas" w:eastAsia="Consolas"/>
+                <w:color w:val="1F2328"/>
+                <w:sz w:val="18"/>
+                <w:szCs w:val="18"/>
+              </w:rPr>
+              <w:t xml:space="preserve">└── store/                PlayersStore, MapStore, GameStore</w:t>
+            </w:r>
+          </w:p>
+          <w:p>
+            <w:pPr>
+              <w:spacing w:after="0" w:before="0" w:line="240" w:lineRule="auto"/>
+              <w:ind w:firstLine="0" w:start="0"/>
+              <w:jc w:val="start"/>
+            </w:pPr>
+            <w:r>
+              <w:rPr>
+                <w:rFonts w:ascii="Consolas" w:hAnsi="Consolas" w:cs="Consolas" w:eastAsia="Consolas"/>
+                <w:color w:val="1F2328"/>
+                <w:sz w:val="18"/>
+                <w:szCs w:val="18"/>
+              </w:rPr>
+              <w:t xml:space="preserve"> </w:t>
+            </w:r>
+          </w:p>
+          <w:p>
+            <w:pPr>
+              <w:spacing w:after="0" w:before="0" w:line="240" w:lineRule="auto"/>
+              <w:ind w:firstLine="0" w:start="0"/>
+              <w:jc w:val="start"/>
+            </w:pPr>
+            <w:r>
+              <w:rPr>
+                <w:rFonts w:ascii="Consolas" w:hAnsi="Consolas" w:cs="Consolas" w:eastAsia="Consolas"/>
+                <w:color w:val="1F2328"/>
+                <w:sz w:val="18"/>
+                <w:szCs w:val="18"/>
+              </w:rPr>
+              <w:t xml:space="preserve">scripts/</w:t>
+            </w:r>
+          </w:p>
+          <w:p>
+            <w:pPr>
+              <w:spacing w:after="0" w:before="0" w:line="240" w:lineRule="auto"/>
+              <w:ind w:firstLine="0" w:start="0"/>
+              <w:jc w:val="start"/>
+            </w:pPr>
+            <w:r>
+              <w:rPr>
+                <w:rFonts w:ascii="Consolas" w:hAnsi="Consolas" w:cs="Consolas" w:eastAsia="Consolas"/>
+                <w:color w:val="1F2328"/>
+                <w:sz w:val="18"/>
+                <w:szCs w:val="18"/>
+              </w:rPr>
+              <w:t xml:space="preserve">├── docker-compose.yml    Redis 7 + Mosquitto 2</w:t>
+            </w:r>
+          </w:p>
+          <w:p>
+            <w:pPr>
+              <w:spacing w:after="0" w:before="0" w:line="240" w:lineRule="auto"/>
+              <w:ind w:firstLine="0" w:start="0"/>
+              <w:jc w:val="start"/>
+            </w:pPr>
+            <w:r>
+              <w:rPr>
+                <w:rFonts w:ascii="Consolas" w:hAnsi="Consolas" w:cs="Consolas" w:eastAsia="Consolas"/>
+                <w:color w:val="1F2328"/>
+                <w:sz w:val="18"/>
+                <w:szCs w:val="18"/>
+              </w:rPr>
+              <w:t xml:space="preserve">├── mosquitto.conf        listener 1883 (mqtt) e 9001 (websockets)</w:t>
+            </w:r>
+          </w:p>
+          <w:p>
+            <w:pPr>
+              <w:spacing w:after="0" w:before="0" w:line="240" w:lineRule="auto"/>
+              <w:ind w:firstLine="0" w:start="0"/>
+              <w:jc w:val="start"/>
+            </w:pPr>
+            <w:r>
+              <w:rPr>
+                <w:rFonts w:ascii="Consolas" w:hAnsi="Consolas" w:cs="Consolas" w:eastAsia="Consolas"/>
+                <w:color w:val="1F2328"/>
+                <w:sz w:val="18"/>
+                <w:szCs w:val="18"/>
+              </w:rPr>
+              <w:t xml:space="preserve">└── benchmarks/           benchmark.js</w:t>
+            </w:r>
+          </w:p>
+        </w:tc>
+      </w:tr>
+    </w:tbl>
+    <w:p>
+      <w:pPr>
+        <w:spacing w:after="60" w:before="0" w:line="276" w:lineRule="auto"/>
+        <w:ind w:firstLine="0" w:start="0"/>
+        <w:jc w:val="start"/>
+      </w:pPr>
     </w:p>
     <w:p>
       <w:pPr>
@@ -4637,54 +3877,45 @@
     </w:p>
     <w:p>
       <w:pPr>
-        <w:spacing w:after="0" w:before="120" w:line="276" w:lineRule="auto"/>
-        <w:ind w:firstLine="0" w:start="0"/>
-        <w:jc w:val="start"/>
-      </w:pPr>
-      <w:r>
-        <w:rPr>
-          <w:rFonts w:ascii="Open Sans" w:hAnsi="Open Sans" w:cs="Open Sans" w:eastAsia="Open Sans"/>
-          <w:i/>
-          <w:iCs/>
-          <w:color w:val="666666"/>
-          <w:sz w:val="18"/>
-          <w:szCs w:val="18"/>
-        </w:rPr>
-        <w:t xml:space="preserve">bash</w:t>
-      </w:r>
-    </w:p>
-    <w:p>
-      <w:pPr>
-        <w:spacing w:after="0" w:before="40" w:line="240" w:lineRule="auto"/>
-        <w:ind w:firstLine="0" w:start="200"/>
-        <w:jc w:val="start"/>
-        <w:shd w:val="clear" w:fill="F5F5F5"/>
-      </w:pPr>
-      <w:r>
-        <w:rPr>
-          <w:rFonts w:ascii="Consolas" w:hAnsi="Consolas" w:cs="Consolas" w:eastAsia="Consolas"/>
-          <w:color w:val="000000"/>
-          <w:sz w:val="19"/>
-          <w:szCs w:val="19"/>
-        </w:rPr>
-        <w:t xml:space="preserve">cd scripts</w:t>
-      </w:r>
-    </w:p>
-    <w:p>
-      <w:pPr>
-        <w:spacing w:after="120" w:before="0" w:line="240" w:lineRule="auto"/>
-        <w:ind w:firstLine="0" w:start="200"/>
-        <w:jc w:val="start"/>
-        <w:shd w:val="clear" w:fill="F5F5F5"/>
-      </w:pPr>
-      <w:r>
-        <w:rPr>
-          <w:rFonts w:ascii="Consolas" w:hAnsi="Consolas" w:cs="Consolas" w:eastAsia="Consolas"/>
-          <w:color w:val="000000"/>
-          <w:sz w:val="19"/>
-          <w:szCs w:val="19"/>
-        </w:rPr>
-        <w:t xml:space="preserve">docker compose up -d      # Redis em 6379, Mosquitto em 1883 e 9001</w:t>
+        <w:spacing w:after="40" w:before="160" w:line="276" w:lineRule="auto"/>
+        <w:ind w:firstLine="0" w:start="0"/>
+        <w:jc w:val="center"/>
+      </w:pPr>
+      <w:r>
+        <w:drawing>
+          <wp:inline>
+            <wp:extent cx="5400000" cy="949749"/>
+            <wp:docPr id="108" name="Imagem 108" descr=""/>
+            <wp:cNvGraphicFramePr>
+              <a:graphicFrameLocks noChangeAspect="true"/>
+            </wp:cNvGraphicFramePr>
+            <a:graphic>
+              <a:graphicData uri="http://schemas.openxmlformats.org/drawingml/2006/picture">
+                <pic:pic xmlns:pic="http://schemas.openxmlformats.org/drawingml/2006/picture">
+                  <pic:nvPicPr>
+                    <pic:cNvPr id="108" name="Imagem 108"/>
+                    <pic:cNvPicPr/>
+                  </pic:nvPicPr>
+                  <pic:blipFill>
+                    <a:blip r:embed="rIdImg908"/>
+                    <a:stretch>
+                      <a:fillRect/>
+                    </a:stretch>
+                  </pic:blipFill>
+                  <pic:spPr>
+                    <a:xfrm>
+                      <a:off x="0" y="0"/>
+                      <a:ext cx="5400000" cy="949749"/>
+                    </a:xfrm>
+                    <a:prstGeom prst="rect">
+                      <a:avLst/>
+                    </a:prstGeom>
+                  </pic:spPr>
+                </pic:pic>
+              </a:graphicData>
+            </a:graphic>
+          </wp:inline>
+        </w:drawing>
       </w:r>
     </w:p>
     <w:p>
@@ -4707,71 +3938,45 @@
     </w:p>
     <w:p>
       <w:pPr>
-        <w:spacing w:after="0" w:before="120" w:line="276" w:lineRule="auto"/>
-        <w:ind w:firstLine="0" w:start="0"/>
-        <w:jc w:val="start"/>
-      </w:pPr>
-      <w:r>
-        <w:rPr>
-          <w:rFonts w:ascii="Open Sans" w:hAnsi="Open Sans" w:cs="Open Sans" w:eastAsia="Open Sans"/>
-          <w:i/>
-          <w:iCs/>
-          <w:color w:val="666666"/>
-          <w:sz w:val="18"/>
-          <w:szCs w:val="18"/>
-        </w:rPr>
-        <w:t xml:space="preserve">bash</w:t>
-      </w:r>
-    </w:p>
-    <w:p>
-      <w:pPr>
-        <w:spacing w:after="0" w:before="40" w:line="240" w:lineRule="auto"/>
-        <w:ind w:firstLine="0" w:start="200"/>
-        <w:jc w:val="start"/>
-        <w:shd w:val="clear" w:fill="F5F5F5"/>
-      </w:pPr>
-      <w:r>
-        <w:rPr>
-          <w:rFonts w:ascii="Consolas" w:hAnsi="Consolas" w:cs="Consolas" w:eastAsia="Consolas"/>
-          <w:color w:val="000000"/>
-          <w:sz w:val="19"/>
-          <w:szCs w:val="19"/>
-        </w:rPr>
-        <w:t xml:space="preserve">cd backend</w:t>
-      </w:r>
-    </w:p>
-    <w:p>
-      <w:pPr>
-        <w:spacing w:after="0" w:before="0" w:line="240" w:lineRule="auto"/>
-        <w:ind w:firstLine="0" w:start="200"/>
-        <w:jc w:val="start"/>
-        <w:shd w:val="clear" w:fill="F5F5F5"/>
-      </w:pPr>
-      <w:r>
-        <w:rPr>
-          <w:rFonts w:ascii="Consolas" w:hAnsi="Consolas" w:cs="Consolas" w:eastAsia="Consolas"/>
-          <w:color w:val="000000"/>
-          <w:sz w:val="19"/>
-          <w:szCs w:val="19"/>
-        </w:rPr>
-        <w:t xml:space="preserve">dotnet restore</w:t>
-      </w:r>
-    </w:p>
-    <w:p>
-      <w:pPr>
-        <w:spacing w:after="120" w:before="0" w:line="240" w:lineRule="auto"/>
-        <w:ind w:firstLine="0" w:start="200"/>
-        <w:jc w:val="start"/>
-        <w:shd w:val="clear" w:fill="F5F5F5"/>
-      </w:pPr>
-      <w:r>
-        <w:rPr>
-          <w:rFonts w:ascii="Consolas" w:hAnsi="Consolas" w:cs="Consolas" w:eastAsia="Consolas"/>
-          <w:color w:val="000000"/>
-          <w:sz w:val="19"/>
-          <w:szCs w:val="19"/>
-        </w:rPr>
-        <w:t xml:space="preserve">dotnet run                # http://localhost:5288 — hub em /gameHub</w:t>
+        <w:spacing w:after="40" w:before="160" w:line="276" w:lineRule="auto"/>
+        <w:ind w:firstLine="0" w:start="0"/>
+        <w:jc w:val="center"/>
+      </w:pPr>
+      <w:r>
+        <w:drawing>
+          <wp:inline>
+            <wp:extent cx="5400000" cy="1130653"/>
+            <wp:docPr id="109" name="Imagem 109" descr=""/>
+            <wp:cNvGraphicFramePr>
+              <a:graphicFrameLocks noChangeAspect="true"/>
+            </wp:cNvGraphicFramePr>
+            <a:graphic>
+              <a:graphicData uri="http://schemas.openxmlformats.org/drawingml/2006/picture">
+                <pic:pic xmlns:pic="http://schemas.openxmlformats.org/drawingml/2006/picture">
+                  <pic:nvPicPr>
+                    <pic:cNvPr id="109" name="Imagem 109"/>
+                    <pic:cNvPicPr/>
+                  </pic:nvPicPr>
+                  <pic:blipFill>
+                    <a:blip r:embed="rIdImg909"/>
+                    <a:stretch>
+                      <a:fillRect/>
+                    </a:stretch>
+                  </pic:blipFill>
+                  <pic:spPr>
+                    <a:xfrm>
+                      <a:off x="0" y="0"/>
+                      <a:ext cx="5400000" cy="1130653"/>
+                    </a:xfrm>
+                    <a:prstGeom prst="rect">
+                      <a:avLst/>
+                    </a:prstGeom>
+                  </pic:spPr>
+                </pic:pic>
+              </a:graphicData>
+            </a:graphic>
+          </wp:inline>
+        </w:drawing>
       </w:r>
     </w:p>
     <w:p>
@@ -4794,71 +3999,45 @@
     </w:p>
     <w:p>
       <w:pPr>
-        <w:spacing w:after="0" w:before="120" w:line="276" w:lineRule="auto"/>
-        <w:ind w:firstLine="0" w:start="0"/>
-        <w:jc w:val="start"/>
-      </w:pPr>
-      <w:r>
-        <w:rPr>
-          <w:rFonts w:ascii="Open Sans" w:hAnsi="Open Sans" w:cs="Open Sans" w:eastAsia="Open Sans"/>
-          <w:i/>
-          <w:iCs/>
-          <w:color w:val="666666"/>
-          <w:sz w:val="18"/>
-          <w:szCs w:val="18"/>
-        </w:rPr>
-        <w:t xml:space="preserve">bash</w:t>
-      </w:r>
-    </w:p>
-    <w:p>
-      <w:pPr>
-        <w:spacing w:after="0" w:before="40" w:line="240" w:lineRule="auto"/>
-        <w:ind w:firstLine="0" w:start="200"/>
-        <w:jc w:val="start"/>
-        <w:shd w:val="clear" w:fill="F5F5F5"/>
-      </w:pPr>
-      <w:r>
-        <w:rPr>
-          <w:rFonts w:ascii="Consolas" w:hAnsi="Consolas" w:cs="Consolas" w:eastAsia="Consolas"/>
-          <w:color w:val="000000"/>
-          <w:sz w:val="19"/>
-          <w:szCs w:val="19"/>
-        </w:rPr>
-        <w:t xml:space="preserve">cd frontend</w:t>
-      </w:r>
-    </w:p>
-    <w:p>
-      <w:pPr>
-        <w:spacing w:after="0" w:before="0" w:line="240" w:lineRule="auto"/>
-        <w:ind w:firstLine="0" w:start="200"/>
-        <w:jc w:val="start"/>
-        <w:shd w:val="clear" w:fill="F5F5F5"/>
-      </w:pPr>
-      <w:r>
-        <w:rPr>
-          <w:rFonts w:ascii="Consolas" w:hAnsi="Consolas" w:cs="Consolas" w:eastAsia="Consolas"/>
-          <w:color w:val="000000"/>
-          <w:sz w:val="19"/>
-          <w:szCs w:val="19"/>
-        </w:rPr>
-        <w:t xml:space="preserve">npm install</w:t>
-      </w:r>
-    </w:p>
-    <w:p>
-      <w:pPr>
-        <w:spacing w:after="120" w:before="0" w:line="240" w:lineRule="auto"/>
-        <w:ind w:firstLine="0" w:start="200"/>
-        <w:jc w:val="start"/>
-        <w:shd w:val="clear" w:fill="F5F5F5"/>
-      </w:pPr>
-      <w:r>
-        <w:rPr>
-          <w:rFonts w:ascii="Consolas" w:hAnsi="Consolas" w:cs="Consolas" w:eastAsia="Consolas"/>
-          <w:color w:val="000000"/>
-          <w:sz w:val="19"/>
-          <w:szCs w:val="19"/>
-        </w:rPr>
-        <w:t xml:space="preserve">npm start                 # http://localhost:4200</w:t>
+        <w:spacing w:after="40" w:before="160" w:line="276" w:lineRule="auto"/>
+        <w:ind w:firstLine="0" w:start="0"/>
+        <w:jc w:val="center"/>
+      </w:pPr>
+      <w:r>
+        <w:drawing>
+          <wp:inline>
+            <wp:extent cx="5400000" cy="1480263"/>
+            <wp:docPr id="110" name="Imagem 110" descr=""/>
+            <wp:cNvGraphicFramePr>
+              <a:graphicFrameLocks noChangeAspect="true"/>
+            </wp:cNvGraphicFramePr>
+            <a:graphic>
+              <a:graphicData uri="http://schemas.openxmlformats.org/drawingml/2006/picture">
+                <pic:pic xmlns:pic="http://schemas.openxmlformats.org/drawingml/2006/picture">
+                  <pic:nvPicPr>
+                    <pic:cNvPr id="110" name="Imagem 110"/>
+                    <pic:cNvPicPr/>
+                  </pic:nvPicPr>
+                  <pic:blipFill>
+                    <a:blip r:embed="rIdImg910"/>
+                    <a:stretch>
+                      <a:fillRect/>
+                    </a:stretch>
+                  </pic:blipFill>
+                  <pic:spPr>
+                    <a:xfrm>
+                      <a:off x="0" y="0"/>
+                      <a:ext cx="5400000" cy="1480263"/>
+                    </a:xfrm>
+                    <a:prstGeom prst="rect">
+                      <a:avLst/>
+                    </a:prstGeom>
+                  </pic:spPr>
+                </pic:pic>
+              </a:graphicData>
+            </a:graphic>
+          </wp:inline>
+        </w:drawing>
       </w:r>
     </w:p>
     <w:p>
